--- a/chuyenDe/RW/docx/raw47/Writing/Level2/W6.docx
+++ b/chuyenDe/RW/docx/raw47/Writing/Level2/W6.docx
@@ -1537,9 +1537,9 @@
           <v:path o:extrusionok="f" gradientshapeok="t" o:connecttype="rect"/>
           <o:lock v:ext="edit" aspectratio="t"/>
         </v:shapetype>
-        <v:shape id="WatermarkLogo" o:spid="_x0000_s2049" type="#_x0000_t75" style="position:absolute;margin-left:0;margin-top:0;width:450pt;height:450pt;z-index:-251654144;                       mso-position-horizontal:center;mso-position-horizontal-relative:page;                       mso-position-vertical:center;mso-position-vertical-relative:page" o:allowincell="f" stroked="f">
-          <v:fill opacity="0.08"/>
-          <v:imagedata r:id="rId1" o:title="logoTF"/>
+        <v:shape id="WatermarkLogo" o:spid="_x0000_s2049" type="#_x0000_t75" style="position:absolute;margin-left:0;margin-top:0;width:450pt;height:450pt;z-index:-251654144;                       mso-position-horizontal:center;mso-position-horizontal-relative:page;                       mso-position-vertical:center;mso-position-vertical-relative:page;                       opacity:.03" o:allowincell="f" stroked="f">
+          <v:fill opacity=".03" o:opacity2=".03"/>
+          <v:imagedata r:id="rId1" o:title="logoTF" gain="19661f" blacklevel="22938f"/>
         </v:shape>
       </w:pict>
     </w:r>
@@ -1652,9 +1652,9 @@
           <v:path o:extrusionok="f" gradientshapeok="t" o:connecttype="rect"/>
           <o:lock v:ext="edit" aspectratio="t"/>
         </v:shapetype>
-        <v:shape id="WatermarkLogo" o:spid="_x0000_s2049" type="#_x0000_t75" style="position:absolute;margin-left:0;margin-top:0;width:450pt;height:450pt;z-index:-251654144;                       mso-position-horizontal:center;mso-position-horizontal-relative:page;                       mso-position-vertical:center;mso-position-vertical-relative:page" o:allowincell="f" stroked="f">
-          <v:fill opacity="0.08"/>
-          <v:imagedata r:id="rId1" o:title="logoTF"/>
+        <v:shape id="WatermarkLogo" o:spid="_x0000_s2049" type="#_x0000_t75" style="position:absolute;margin-left:0;margin-top:0;width:450pt;height:450pt;z-index:-251654144;                       mso-position-horizontal:center;mso-position-horizontal-relative:page;                       mso-position-vertical:center;mso-position-vertical-relative:page;                       opacity:.03" o:allowincell="f" stroked="f">
+          <v:fill opacity=".03" o:opacity2=".03"/>
+          <v:imagedata r:id="rId1" o:title="logoTF" gain="19661f" blacklevel="22938f"/>
         </v:shape>
       </w:pict>
     </w:r>

--- a/chuyenDe/RW/docx/raw47/Writing/Level2/W6.docx
+++ b/chuyenDe/RW/docx/raw47/Writing/Level2/W6.docx
@@ -1689,7 +1689,7 @@
           </w:pPr>
           <w:r>
             <w:rPr>
-              <w:rFonts w:ascii="UTM Impact" w:hAnsi="UTM Impact" w:cs="UTM Impact"/>
+              <w:rFonts w:ascii="Impact" w:hAnsi="Impact" w:cs="Impact"/>
               <w:color w:val="FFFFFF"/>
               <w:sz w:val="144"/>
               <w:b/>
@@ -2481,7 +2481,7 @@
   <w:docDefaults>
     <w:rPrDefault>
       <w:rPr>
-        <w:rFonts w:ascii="Latin Modern Roman" w:cs="Latin Modern Roman" w:hAnsi="Latin Modern Roman"/>
+        <w:rFonts w:ascii="Georgia" w:cs="Georgia" w:hAnsi="Georgia"/>
         <w:sz w:val="24"/>
       </w:rPr>
     </w:rPrDefault>
@@ -2494,6 +2494,10 @@
   <w:style w:default="1" w:styleId="Normal" w:type="paragraph">
     <w:name w:val="Normal"/>
     <w:qFormat/>
+    <w:rPr>
+      <w:rFonts w:ascii="Georgia" w:cs="Georgia" w:hAnsi="Georgia"/>
+      <w:sz w:val="24"/>
+    </w:rPr>
   </w:style>
   <w:style w:styleId="Heading1" w:type="paragraph">
     <w:name w:val="heading 1"/>
@@ -2943,7 +2947,7 @@
         <a:latin typeface="Latin Modern Sans"/>
       </a:majorFont>
       <a:minorFont>
-        <a:latin typeface="Latin Modern Roman"/>
+        <a:latin typeface="Georgia"/>
       </a:minorFont>
     </a:fontScheme>
     <a:fmtScheme name="Office"/>

--- a/chuyenDe/RW/docx/raw47/Writing/Level2/W6.docx
+++ b/chuyenDe/RW/docx/raw47/Writing/Level2/W6.docx
@@ -1418,6 +1418,7 @@
     <w:sectPr>
       <w:headerReference r:id="rId1" w:type="default"/>
       <w:headerReference r:id="rId2" w:type="first"/>
+      <w:footerReference r:id="rId3" w:type="first"/>
       <w:footerReference r:id="rId3" w:type="default"/>
       <w:titlePg/>
       <w:pgSz w:h="15840" w:w="12240"/>
@@ -1435,7 +1436,9 @@
 <w:ftr xmlns:w="http://schemas.openxmlformats.org/wordprocessingml/2006/main">
   <w:tbl>
     <w:tblPr>
-      <w:tblW w:w="5000" w:type="pct"/>
+      <w:tblW w:w="12240" w:type="dxa"/>
+      <w:tblInd w:w="-1134" w:type="dxa"/>
+      <w:tblLayout w:type="fixed"/>
       <w:tblBorders>
         <w:top w:val="nil"/>
         <w:left w:val="nil"/>
@@ -1446,7 +1449,7 @@
       </w:tblBorders>
     </w:tblPr>
     <w:tblGrid>
-      <w:gridCol w:w="5000"/>
+      <w:gridCol w:w="12240"/>
     </w:tblGrid>
     <w:tr>
       <w:trPr>
@@ -1465,17 +1468,51 @@
             <w:jc w:val="center"/>
             <w:spacing w:before="0" w:after="0"/>
           </w:pPr>
-          <w:fldSimple w:instr=" PAGE ">
-            <w:r>
-              <w:rPr>
-                <w:rFonts w:ascii="Latin Modern Sans" w:hAnsi="Latin Modern Sans" w:cs="Latin Modern Sans"/>
-                <w:color w:val="E52B20"/>
-                <w:b/>
-                <w:sz w:val="28"/>
-              </w:rPr>
-              <w:t>1</w:t>
-            </w:r>
-          </w:fldSimple>
+          <w:r>
+            <w:rPr>
+              <w:rFonts w:ascii="Latin Modern Sans" w:hAnsi="Latin Modern Sans" w:cs="Latin Modern Sans"/>
+              <w:color w:val="E52B20"/>
+              <w:b/>
+              <w:sz w:val="28"/>
+            </w:rPr>
+            <w:fldChar w:fldCharType="begin"/>
+          </w:r>
+          <w:r>
+            <w:rPr>
+              <w:rFonts w:ascii="Latin Modern Sans" w:hAnsi="Latin Modern Sans" w:cs="Latin Modern Sans"/>
+              <w:color w:val="E52B20"/>
+              <w:b/>
+              <w:sz w:val="28"/>
+            </w:rPr>
+            <w:instrText xml:space="preserve"> PAGE </w:instrText>
+          </w:r>
+          <w:r>
+            <w:rPr>
+              <w:rFonts w:ascii="Latin Modern Sans" w:hAnsi="Latin Modern Sans" w:cs="Latin Modern Sans"/>
+              <w:color w:val="E52B20"/>
+              <w:b/>
+              <w:sz w:val="28"/>
+            </w:rPr>
+            <w:fldChar w:fldCharType="separate"/>
+          </w:r>
+          <w:r>
+            <w:rPr>
+              <w:rFonts w:ascii="Latin Modern Sans" w:hAnsi="Latin Modern Sans" w:cs="Latin Modern Sans"/>
+              <w:color w:val="E52B20"/>
+              <w:b/>
+              <w:sz w:val="28"/>
+            </w:rPr>
+            <w:t>1</w:t>
+          </w:r>
+          <w:r>
+            <w:rPr>
+              <w:rFonts w:ascii="Latin Modern Sans" w:hAnsi="Latin Modern Sans" w:cs="Latin Modern Sans"/>
+              <w:color w:val="E52B20"/>
+              <w:b/>
+              <w:sz w:val="28"/>
+            </w:rPr>
+            <w:fldChar w:fldCharType="end"/>
+          </w:r>
         </w:p>
       </w:tc>
     </w:tr>
@@ -1515,38 +1552,11 @@
 
 <file path=word/header1.xml><?xml version="1.0" encoding="utf-8"?>
 <w:hdr xmlns:w="http://schemas.openxmlformats.org/wordprocessingml/2006/main" xmlns:r="http://schemas.openxmlformats.org/officeDocument/2006/relationships" xmlns:v="urn:schemas-microsoft-com:vml" xmlns:o="urn:schemas-microsoft-com:office:office">
-  <w:p>
-    <w:r>
-      <w:pict>
-        <v:shapetype id="_x0000_t75" coordsize="21600,21600" o:spt="75" o:preferrelative="t" path="m@4@5l@4@11@9@11@9@5xe" filled="t" stroked="f">
-          <v:stroke joinstyle="miter"/>
-          <v:formulas>
-            <v:f eqn="if lineDrawn pixelLineWidth 0"/>
-            <v:f eqn="sum @0 1 0"/>
-            <v:f eqn="sum 0 0 @1"/>
-            <v:f eqn="prod @2 1 2"/>
-            <v:f eqn="prod @3 21600 pixelWidth"/>
-            <v:f eqn="prod @3 21600 pixelHeight"/>
-            <v:f eqn="sum @0 0 1"/>
-            <v:f eqn="prod @6 1 2"/>
-            <v:f eqn="prod @7 21600 pixelWidth"/>
-            <v:f eqn="sum @8 21600 0"/>
-            <v:f eqn="prod @7 21600 pixelHeight"/>
-            <v:f eqn="sum @10 21600 0"/>
-          </v:formulas>
-          <v:path o:extrusionok="f" gradientshapeok="t" o:connecttype="rect"/>
-          <o:lock v:ext="edit" aspectratio="t"/>
-        </v:shapetype>
-        <v:shape id="WatermarkLogo" o:spid="_x0000_s2049" type="#_x0000_t75" style="position:absolute;margin-left:0;margin-top:0;width:450pt;height:450pt;z-index:-251654144;                       mso-position-horizontal:center;mso-position-horizontal-relative:page;                       mso-position-vertical:center;mso-position-vertical-relative:page;                       opacity:.03" o:allowincell="f" stroked="f">
-          <v:fill opacity=".03" o:opacity2=".03"/>
-          <v:imagedata r:id="rId1" o:title="logoTF" gain="19661f" blacklevel="22938f"/>
-        </v:shape>
-      </w:pict>
-    </w:r>
-  </w:p>
   <w:tbl>
     <w:tblPr>
-      <w:tblW w:w="5000" w:type="pct"/>
+      <w:tblW w:w="12240" w:type="dxa"/>
+      <w:tblInd w:w="-1134" w:type="dxa"/>
+      <w:tblLayout w:type="fixed"/>
       <w:tblBorders>
         <w:top w:val="nil"/>
         <w:left w:val="nil"/>
@@ -1557,7 +1567,7 @@
       </w:tblBorders>
     </w:tblPr>
     <w:tblGrid>
-      <w:gridCol w:w="5000"/>
+      <w:gridCol w:w="12240"/>
     </w:tblGrid>
     <w:tr>
       <w:trPr>
@@ -1625,11 +1635,6 @@
       </w:tc>
     </w:tr>
   </w:tbl>
-</w:hdr>
-</file>
-
-<file path=word/header2.xml><?xml version="1.0" encoding="utf-8"?>
-<w:hdr xmlns:w="http://schemas.openxmlformats.org/wordprocessingml/2006/main" xmlns:r="http://schemas.openxmlformats.org/officeDocument/2006/relationships" xmlns:v="urn:schemas-microsoft-com:vml" xmlns:o="urn:schemas-microsoft-com:office:office">
   <w:p>
     <w:r>
       <w:pict>
@@ -1659,9 +1664,16 @@
       </w:pict>
     </w:r>
   </w:p>
+</w:hdr>
+</file>
+
+<file path=word/header2.xml><?xml version="1.0" encoding="utf-8"?>
+<w:hdr xmlns:w="http://schemas.openxmlformats.org/wordprocessingml/2006/main" xmlns:r="http://schemas.openxmlformats.org/officeDocument/2006/relationships" xmlns:v="urn:schemas-microsoft-com:vml" xmlns:o="urn:schemas-microsoft-com:office:office">
   <w:tbl>
     <w:tblPr>
-      <w:tblW w:w="5000" w:type="pct"/>
+      <w:tblW w:w="12240" w:type="dxa"/>
+      <w:tblInd w:w="-1134" w:type="dxa"/>
+      <w:tblLayout w:type="fixed"/>
       <w:tblBorders>
         <w:top w:val="nil"/>
         <w:left w:val="nil"/>
@@ -1672,7 +1684,7 @@
       </w:tblBorders>
     </w:tblPr>
     <w:tblGrid>
-      <w:gridCol w:w="5000"/>
+      <w:gridCol w:w="12240"/>
     </w:tblGrid>
     <w:tr>
       <w:trPr>
@@ -1720,7 +1732,8 @@
         </w:tcPr>
         <w:tbl>
           <w:tblPr>
-            <w:tblW w:w="5000" w:type="pct"/>
+            <w:tblW w:w="12240" w:type="dxa"/>
+            <w:tblLayout w:type="fixed"/>
             <w:tblBorders>
               <w:top w:val="nil"/>
               <w:left w:val="nil"/>
@@ -1731,13 +1744,17 @@
             </w:tblBorders>
           </w:tblPr>
           <w:tblGrid>
-            <w:gridCol w:w="2500"/>
-            <w:gridCol w:w="2500"/>
+            <w:gridCol w:w="6120"/>
+            <w:gridCol w:w="6120"/>
           </w:tblGrid>
           <w:tr>
             <w:tc>
               <w:tcPr>
                 <w:shd w:val="clear" w:color="auto" w:fill="E52B20"/>
+                <w:tcMar>
+                  <w:left w:w="1134" w:type="dxa"/>
+                  <w:right w:w="240" w:type="dxa"/>
+                </w:tcMar>
               </w:tcPr>
               <w:p>
                 <w:pPr>
@@ -1757,6 +1774,10 @@
             <w:tc>
               <w:tcPr>
                 <w:shd w:val="clear" w:color="auto" w:fill="E52B20"/>
+                <w:tcMar>
+                  <w:left w:w="240" w:type="dxa"/>
+                  <w:right w:w="1134" w:type="dxa"/>
+                </w:tcMar>
               </w:tcPr>
               <w:p>
                 <w:pPr>
@@ -1778,6 +1799,35 @@
       </w:tc>
     </w:tr>
   </w:tbl>
+  <w:p>
+    <w:r>
+      <w:pict>
+        <v:shapetype id="_x0000_t75" coordsize="21600,21600" o:spt="75" o:preferrelative="t" path="m@4@5l@4@11@9@11@9@5xe" filled="t" stroked="f">
+          <v:stroke joinstyle="miter"/>
+          <v:formulas>
+            <v:f eqn="if lineDrawn pixelLineWidth 0"/>
+            <v:f eqn="sum @0 1 0"/>
+            <v:f eqn="sum 0 0 @1"/>
+            <v:f eqn="prod @2 1 2"/>
+            <v:f eqn="prod @3 21600 pixelWidth"/>
+            <v:f eqn="prod @3 21600 pixelHeight"/>
+            <v:f eqn="sum @0 0 1"/>
+            <v:f eqn="prod @6 1 2"/>
+            <v:f eqn="prod @7 21600 pixelWidth"/>
+            <v:f eqn="sum @8 21600 0"/>
+            <v:f eqn="prod @7 21600 pixelHeight"/>
+            <v:f eqn="sum @10 21600 0"/>
+          </v:formulas>
+          <v:path o:extrusionok="f" gradientshapeok="t" o:connecttype="rect"/>
+          <o:lock v:ext="edit" aspectratio="t"/>
+        </v:shapetype>
+        <v:shape id="WatermarkLogo" o:spid="_x0000_s2049" type="#_x0000_t75" style="position:absolute;margin-left:0;margin-top:0;width:450pt;height:450pt;z-index:-251654144;                       mso-position-horizontal:center;mso-position-horizontal-relative:page;                       mso-position-vertical:center;mso-position-vertical-relative:page;                       opacity:.03" o:allowincell="f" stroked="f">
+          <v:fill opacity=".03" o:opacity2=".03"/>
+          <v:imagedata r:id="rId1" o:title="logoTF" gain="19661f" blacklevel="22938f"/>
+        </v:shape>
+      </w:pict>
+    </w:r>
+  </w:p>
 </w:hdr>
 </file>
 

--- a/chuyenDe/RW/docx/raw47/Writing/Level2/W6.docx
+++ b/chuyenDe/RW/docx/raw47/Writing/Level2/W6.docx
@@ -34,17 +34,16 @@
         <w:t xml:space="preserve">Summarize the information by selecting and reporting the main features, and make comparisons where relevant.</w:t>
       </w:r>
     </w:p>
-    <w:bookmarkStart w:id="12" w:name="X7b6cc20c5b9669516a0c5f8aaac94cf0931bfa3"/>
-    <w:p>
-      <w:pPr>
-        <w:pStyle w:val="Heading4"/>
+    <w:bookmarkStart w:id="14" w:name="X7b6cc20c5b9669516a0c5f8aaac94cf0931bfa3"/>
+    <w:p>
+      <w:pPr>
+        <w:pStyle w:val="Heading2"/>
       </w:pPr>
       <w:r>
         <w:t xml:space="preserve">I. PHÂN TÍCH ĐỀ BÀI VÀ LỰA CHỌN SỐ LIỆU (ANALYSIS)</w:t>
       </w:r>
     </w:p>
-    <w:bookmarkEnd w:id="12"/>
-    <w:bookmarkStart w:id="13" w:name="X09e3c8aeac06d705e13a35bad77a77bbb75aea5"/>
+    <w:bookmarkStart w:id="12" w:name="X09e3c8aeac06d705e13a35bad77a77bbb75aea5"/>
     <w:p>
       <w:pPr>
         <w:pStyle w:val="Heading3"/>
@@ -265,8 +264,8 @@
         <w:t xml:space="preserve">Số người (đơn vị hàng trăm nghìn).</w:t>
       </w:r>
     </w:p>
-    <w:bookmarkEnd w:id="13"/>
-    <w:bookmarkStart w:id="14" w:name="chọn-lọc-các-điểm-nhấn-key-features"/>
+    <w:bookmarkEnd w:id="12"/>
+    <w:bookmarkStart w:id="13" w:name="chọn-lọc-các-điểm-nhấn-key-features"/>
     <w:p>
       <w:pPr>
         <w:pStyle w:val="Heading3"/>
@@ -421,6 +420,25 @@
         <w:t xml:space="preserve">Nữ luôn áp đảo Nam về số lượng (phụ nữ sống thọ hơn).</w:t>
       </w:r>
     </w:p>
+    <w:bookmarkEnd w:id="13"/>
+    <w:bookmarkEnd w:id="14"/>
+    <w:bookmarkStart w:id="15" w:name="Xd0ec4188464a4de8507d10d2f4439a9a32ac166"/>
+    <w:p>
+      <w:pPr>
+        <w:pStyle w:val="Heading2"/>
+      </w:pPr>
+      <w:r>
+        <w:t xml:space="preserve">II. CHIẾN LƯỢC TỔ CHỨC VĂN BẢN (STRUCTURE STRATEGY)</w:t>
+      </w:r>
+    </w:p>
+    <w:p>
+      <w:pPr>
+        <w:pStyle w:val="CDSection"/>
+      </w:pPr>
+      <w:r>
+        <w:t xml:space="preserve">Thay vì viết theo từng năm (rất dễ bị liệt kê nhàm chán), ta sẽ nhóm theo độ tuổi. Cách này giúp so sánh sự thay đổi của từng nhóm người qua 100 năm.</w:t>
+      </w:r>
+    </w:p>
     <w:p>
       <w:pPr>
         <w:pStyle w:val="Compact"/>
@@ -430,15 +448,58 @@
         </w:numPr>
       </w:pPr>
       <w:r>
-        <w:t xml:space="preserve">CHIẾN LƯỢC TỔ CHỨC VĂN BẢN (STRUCTURE STRATEGY)</w:t>
-      </w:r>
-    </w:p>
-    <w:p>
-      <w:pPr>
-        <w:pStyle w:val="CDStep"/>
-      </w:pPr>
-      <w:r>
-        <w:t xml:space="preserve">Thay vì viết theo từng năm (rất dễ bị liệt kê nhàm chán), ta sẽ nhóm theo độ tuổi. Cách này giúp so sánh sự thay đổi của từng nhóm người qua 100 năm.</w:t>
+        <w:rPr>
+          <w:b/>
+          <w:bCs/>
+        </w:rPr>
+        <w:t xml:space="preserve">Body 1:</w:t>
+      </w:r>
+      <w:r>
+        <w:t xml:space="preserve"> </w:t>
+      </w:r>
+      <w:r>
+        <w:t xml:space="preserve">Tổng dân số và Nhóm 15 tuổi (So sánh xu hướng tăng dân số chung nhưng giảm tỷ lệ người trẻ).</w:t>
+      </w:r>
+    </w:p>
+    <w:p>
+      <w:pPr>
+        <w:pStyle w:val="Compact"/>
+        <w:numPr>
+          <w:ilvl w:val="0"/>
+          <w:numId w:val="1007"/>
+        </w:numPr>
+      </w:pPr>
+      <w:r>
+        <w:rPr>
+          <w:b/>
+          <w:bCs/>
+        </w:rPr>
+        <w:t xml:space="preserve">Body 2:</w:t>
+      </w:r>
+      <w:r>
+        <w:t xml:space="preserve"> </w:t>
+      </w:r>
+      <w:r>
+        <w:t xml:space="preserve">Nhóm 75 tuổi (Tập trung vào sự tăng trưởng mạnh của người già và sự chênh lệch nam/nữ).</w:t>
+      </w:r>
+    </w:p>
+    <w:bookmarkEnd w:id="15"/>
+    <w:bookmarkStart w:id="20" w:name="iii.-quy-trình-viết-bài-cụ-thể"/>
+    <w:p>
+      <w:pPr>
+        <w:pStyle w:val="Heading2"/>
+      </w:pPr>
+      <w:r>
+        <w:t xml:space="preserve">III. QUY TRÌNH VIẾT BÀI CỤ THỂ</w:t>
+      </w:r>
+    </w:p>
+    <w:bookmarkStart w:id="16" w:name="mở-bài-introduction"/>
+    <w:p>
+      <w:pPr>
+        <w:pStyle w:val="Heading3"/>
+      </w:pPr>
+      <w:r>
+        <w:t xml:space="preserve">1. Mở bài (Introduction)</w:t>
       </w:r>
     </w:p>
     <w:p>
@@ -454,13 +515,13 @@
           <w:b/>
           <w:bCs/>
         </w:rPr>
-        <w:t xml:space="preserve">Body 1:</w:t>
-      </w:r>
-      <w:r>
-        <w:t xml:space="preserve"> </w:t>
-      </w:r>
-      <w:r>
-        <w:t xml:space="preserve">Tổng dân số và Nhóm 15 tuổi (So sánh xu hướng tăng dân số chung nhưng giảm tỷ lệ người trẻ).</w:t>
+        <w:t xml:space="preserve">Mục đích:</w:t>
+      </w:r>
+      <w:r>
+        <w:t xml:space="preserve"> </w:t>
+      </w:r>
+      <w:r>
+        <w:t xml:space="preserve">Paraphrase đề bài.</w:t>
       </w:r>
     </w:p>
     <w:p>
@@ -476,13 +537,65 @@
           <w:b/>
           <w:bCs/>
         </w:rPr>
-        <w:t xml:space="preserve">Body 2:</w:t>
-      </w:r>
-      <w:r>
-        <w:t xml:space="preserve"> </w:t>
-      </w:r>
-      <w:r>
-        <w:t xml:space="preserve">Nhóm 75 tuổi (Tập trung vào sự tăng trưởng mạnh của người già và sự chênh lệch nam/nữ).</w:t>
+        <w:t xml:space="preserve">Kỹ thuật nâng cao:</w:t>
+      </w:r>
+      <w:r>
+        <w:t xml:space="preserve"> </w:t>
+      </w:r>
+      <w:r>
+        <w:t xml:space="preserve">Sử dụng cụm danh từ</w:t>
+      </w:r>
+      <w:r>
+        <w:t xml:space="preserve"> </w:t>
+      </w:r>
+      <w:r>
+        <w:t xml:space="preserve">“demographic statistics”</w:t>
+      </w:r>
+      <w:r>
+        <w:t xml:space="preserve"> </w:t>
+      </w:r>
+      <w:r>
+        <w:t xml:space="preserve">(số liệu nhân khẩu học) và</w:t>
+      </w:r>
+      <w:r>
+        <w:t xml:space="preserve"> </w:t>
+      </w:r>
+      <w:r>
+        <w:t xml:space="preserve">“breakdown”</w:t>
+      </w:r>
+      <w:r>
+        <w:t xml:space="preserve"> </w:t>
+      </w:r>
+      <w:r>
+        <w:t xml:space="preserve">(sự phân chia).</w:t>
+      </w:r>
+    </w:p>
+    <w:p>
+      <w:pPr>
+        <w:pStyle w:val="CDStep"/>
+      </w:pPr>
+      <w:r>
+        <w:rPr>
+          <w:b/>
+          <w:bCs/>
+        </w:rPr>
+        <w:t xml:space="preserve">Mẫu:</w:t>
+      </w:r>
+      <w:r>
+        <w:t xml:space="preserve"> </w:t>
+      </w:r>
+      <w:r>
+        <w:t xml:space="preserve">“The table provides demographic statistics regarding the total population of the UK and the specific breakdown of males and females aged 15 and 75 in three years: 1911, 1961, and 2011.”</w:t>
+      </w:r>
+    </w:p>
+    <w:bookmarkEnd w:id="16"/>
+    <w:bookmarkStart w:id="17" w:name="tổng-quan-overview"/>
+    <w:p>
+      <w:pPr>
+        <w:pStyle w:val="Heading3"/>
+      </w:pPr>
+      <w:r>
+        <w:t xml:space="preserve">2. Tổng quan (Overview)</w:t>
       </w:r>
     </w:p>
     <w:p>
@@ -494,17 +607,85 @@
         </w:numPr>
       </w:pPr>
       <w:r>
-        <w:t xml:space="preserve">QUY TRÌNH VIẾT BÀI CỤ THỂ</w:t>
-      </w:r>
-    </w:p>
-    <w:bookmarkEnd w:id="14"/>
-    <w:bookmarkStart w:id="15" w:name="mở-bài-introduction"/>
+        <w:rPr>
+          <w:b/>
+          <w:bCs/>
+        </w:rPr>
+        <w:t xml:space="preserve">Mục đích:</w:t>
+      </w:r>
+      <w:r>
+        <w:t xml:space="preserve"> </w:t>
+      </w:r>
+      <w:r>
+        <w:t xml:space="preserve">Nêu 2 xu hướng chính: Dân số tăng và Dân số già đi.</w:t>
+      </w:r>
+    </w:p>
+    <w:p>
+      <w:pPr>
+        <w:pStyle w:val="Compact"/>
+        <w:numPr>
+          <w:ilvl w:val="0"/>
+          <w:numId w:val="1009"/>
+        </w:numPr>
+      </w:pPr>
+      <w:r>
+        <w:rPr>
+          <w:b/>
+          <w:bCs/>
+        </w:rPr>
+        <w:t xml:space="preserve">Kỹ thuật nâng cao:</w:t>
+      </w:r>
+      <w:r>
+        <w:t xml:space="preserve"> </w:t>
+      </w:r>
+      <w:r>
+        <w:t xml:space="preserve">Dùng cấu trúc đối lập While X increased, Y decreased.</w:t>
+      </w:r>
+    </w:p>
+    <w:p>
+      <w:pPr>
+        <w:pStyle w:val="CDStep"/>
+      </w:pPr>
+      <w:r>
+        <w:rPr>
+          <w:b/>
+          <w:bCs/>
+        </w:rPr>
+        <w:t xml:space="preserve">Mẫu:</w:t>
+      </w:r>
+      <w:r>
+        <w:t xml:space="preserve"> </w:t>
+      </w:r>
+      <w:r>
+        <w:t xml:space="preserve">“Overall, the UK witnessed a steady increase in its total population over the century. Additionally, the population became significantly older; the proportion of 75-year-olds rose, whereas the percentage of 15-year-olds showed a downward trend.”</w:t>
+      </w:r>
+    </w:p>
+    <w:p>
+      <w:pPr>
+        <w:pStyle w:val="CDStep"/>
+      </w:pPr>
+      <w:r>
+        <w:rPr>
+          <w:b/>
+          <w:bCs/>
+        </w:rPr>
+        <w:t xml:space="preserve">(Dịch:</w:t>
+      </w:r>
+      <w:r>
+        <w:t xml:space="preserve"> </w:t>
+      </w:r>
+      <w:r>
+        <w:t xml:space="preserve">Nhìn chung, UK chứng kiến sự tăng trưởng dân số đều đặn. Thêm vào đó, dân số trở nên già hơn đáng kể; tỷ lệ người 75 tuổi tăng, trong khi tỷ lệ người 15 tuổi có xu hướng giảm.)</w:t>
+      </w:r>
+    </w:p>
+    <w:bookmarkEnd w:id="17"/>
+    <w:bookmarkStart w:id="18" w:name="X063fafac5105e3d30827ca5a5729bcd140199aa"/>
     <w:p>
       <w:pPr>
         <w:pStyle w:val="Heading3"/>
       </w:pPr>
       <w:r>
-        <w:t xml:space="preserve">1. Mở bài (Introduction)</w:t>
+        <w:t xml:space="preserve">3. Thân bài 1 (Body Paragraph 1 – Tổng &amp; Nhóm 15 tuổi)</w:t>
       </w:r>
     </w:p>
     <w:p>
@@ -513,192 +694,6 @@
         <w:numPr>
           <w:ilvl w:val="0"/>
           <w:numId w:val="1010"/>
-        </w:numPr>
-      </w:pPr>
-      <w:r>
-        <w:rPr>
-          <w:b/>
-          <w:bCs/>
-        </w:rPr>
-        <w:t xml:space="preserve">Mục đích:</w:t>
-      </w:r>
-      <w:r>
-        <w:t xml:space="preserve"> </w:t>
-      </w:r>
-      <w:r>
-        <w:t xml:space="preserve">Paraphrase đề bài.</w:t>
-      </w:r>
-    </w:p>
-    <w:p>
-      <w:pPr>
-        <w:pStyle w:val="Compact"/>
-        <w:numPr>
-          <w:ilvl w:val="0"/>
-          <w:numId w:val="1010"/>
-        </w:numPr>
-      </w:pPr>
-      <w:r>
-        <w:rPr>
-          <w:b/>
-          <w:bCs/>
-        </w:rPr>
-        <w:t xml:space="preserve">Kỹ thuật nâng cao:</w:t>
-      </w:r>
-      <w:r>
-        <w:t xml:space="preserve"> </w:t>
-      </w:r>
-      <w:r>
-        <w:t xml:space="preserve">Sử dụng cụm danh từ</w:t>
-      </w:r>
-      <w:r>
-        <w:t xml:space="preserve"> </w:t>
-      </w:r>
-      <w:r>
-        <w:t xml:space="preserve">“demographic statistics”</w:t>
-      </w:r>
-      <w:r>
-        <w:t xml:space="preserve"> </w:t>
-      </w:r>
-      <w:r>
-        <w:t xml:space="preserve">(số liệu nhân khẩu học) và</w:t>
-      </w:r>
-      <w:r>
-        <w:t xml:space="preserve"> </w:t>
-      </w:r>
-      <w:r>
-        <w:t xml:space="preserve">“breakdown”</w:t>
-      </w:r>
-      <w:r>
-        <w:t xml:space="preserve"> </w:t>
-      </w:r>
-      <w:r>
-        <w:t xml:space="preserve">(sự phân chia).</w:t>
-      </w:r>
-    </w:p>
-    <w:p>
-      <w:pPr>
-        <w:pStyle w:val="CDStep"/>
-      </w:pPr>
-      <w:r>
-        <w:rPr>
-          <w:b/>
-          <w:bCs/>
-        </w:rPr>
-        <w:t xml:space="preserve">Mẫu:</w:t>
-      </w:r>
-      <w:r>
-        <w:t xml:space="preserve"> </w:t>
-      </w:r>
-      <w:r>
-        <w:t xml:space="preserve">“The table provides demographic statistics regarding the total population of the UK and the specific breakdown of males and females aged 15 and 75 in three years: 1911, 1961, and 2011.”</w:t>
-      </w:r>
-    </w:p>
-    <w:bookmarkEnd w:id="15"/>
-    <w:bookmarkStart w:id="16" w:name="tổng-quan-overview"/>
-    <w:p>
-      <w:pPr>
-        <w:pStyle w:val="Heading3"/>
-      </w:pPr>
-      <w:r>
-        <w:t xml:space="preserve">2. Tổng quan (Overview)</w:t>
-      </w:r>
-    </w:p>
-    <w:p>
-      <w:pPr>
-        <w:pStyle w:val="Compact"/>
-        <w:numPr>
-          <w:ilvl w:val="0"/>
-          <w:numId w:val="1011"/>
-        </w:numPr>
-      </w:pPr>
-      <w:r>
-        <w:rPr>
-          <w:b/>
-          <w:bCs/>
-        </w:rPr>
-        <w:t xml:space="preserve">Mục đích:</w:t>
-      </w:r>
-      <w:r>
-        <w:t xml:space="preserve"> </w:t>
-      </w:r>
-      <w:r>
-        <w:t xml:space="preserve">Nêu 2 xu hướng chính: Dân số tăng và Dân số già đi.</w:t>
-      </w:r>
-    </w:p>
-    <w:p>
-      <w:pPr>
-        <w:pStyle w:val="Compact"/>
-        <w:numPr>
-          <w:ilvl w:val="0"/>
-          <w:numId w:val="1011"/>
-        </w:numPr>
-      </w:pPr>
-      <w:r>
-        <w:rPr>
-          <w:b/>
-          <w:bCs/>
-        </w:rPr>
-        <w:t xml:space="preserve">Kỹ thuật nâng cao:</w:t>
-      </w:r>
-      <w:r>
-        <w:t xml:space="preserve"> </w:t>
-      </w:r>
-      <w:r>
-        <w:t xml:space="preserve">Dùng cấu trúc đối lập While X increased, Y decreased.</w:t>
-      </w:r>
-    </w:p>
-    <w:p>
-      <w:pPr>
-        <w:pStyle w:val="CDStep"/>
-      </w:pPr>
-      <w:r>
-        <w:rPr>
-          <w:b/>
-          <w:bCs/>
-        </w:rPr>
-        <w:t xml:space="preserve">Mẫu:</w:t>
-      </w:r>
-      <w:r>
-        <w:t xml:space="preserve"> </w:t>
-      </w:r>
-      <w:r>
-        <w:t xml:space="preserve">“Overall, the UK witnessed a steady increase in its total population over the century. Additionally, the population became significantly older; the proportion of 75-year-olds rose, whereas the percentage of 15-year-olds showed a downward trend.”</w:t>
-      </w:r>
-    </w:p>
-    <w:p>
-      <w:pPr>
-        <w:pStyle w:val="CDStep"/>
-      </w:pPr>
-      <w:r>
-        <w:rPr>
-          <w:b/>
-          <w:bCs/>
-        </w:rPr>
-        <w:t xml:space="preserve">(Dịch:</w:t>
-      </w:r>
-      <w:r>
-        <w:t xml:space="preserve"> </w:t>
-      </w:r>
-      <w:r>
-        <w:t xml:space="preserve">Nhìn chung, UK chứng kiến sự tăng trưởng dân số đều đặn. Thêm vào đó, dân số trở nên già hơn đáng kể; tỷ lệ người 75 tuổi tăng, trong khi tỷ lệ người 15 tuổi có xu hướng giảm.)</w:t>
-      </w:r>
-    </w:p>
-    <w:bookmarkEnd w:id="16"/>
-    <w:bookmarkStart w:id="17" w:name="X063fafac5105e3d30827ca5a5729bcd140199aa"/>
-    <w:p>
-      <w:pPr>
-        <w:pStyle w:val="Heading3"/>
-      </w:pPr>
-      <w:r>
-        <w:t xml:space="preserve">3. Thân bài 1 (Body Paragraph 1 – Tổng &amp; Nhóm 15 tuổi)</w:t>
-      </w:r>
-    </w:p>
-    <w:p>
-      <w:pPr>
-        <w:pStyle w:val="Compact"/>
-        <w:numPr>
-          <w:ilvl w:val="0"/>
-          <w:numId w:val="1012"/>
         </w:numPr>
       </w:pPr>
       <w:r>
@@ -737,7 +732,7 @@
         <w:pStyle w:val="Compact"/>
         <w:numPr>
           <w:ilvl w:val="0"/>
-          <w:numId w:val="1012"/>
+          <w:numId w:val="1010"/>
         </w:numPr>
       </w:pPr>
       <w:r>
@@ -777,7 +772,7 @@
         <w:pStyle w:val="Compact"/>
         <w:numPr>
           <w:ilvl w:val="0"/>
-          <w:numId w:val="1013"/>
+          <w:numId w:val="1011"/>
         </w:numPr>
       </w:pPr>
       <w:r>
@@ -794,8 +789,8 @@
         <w:t xml:space="preserve">Surged (tăng vọt), Dropped consistently (giảm liên tục), Reversed (đảo ngược), Outnumbered (đông hơn).</w:t>
       </w:r>
     </w:p>
-    <w:bookmarkEnd w:id="17"/>
-    <w:bookmarkStart w:id="18" w:name="thân-bài-2-body-paragraph-2-nhóm-75-tuổi"/>
+    <w:bookmarkEnd w:id="18"/>
+    <w:bookmarkStart w:id="19" w:name="thân-bài-2-body-paragraph-2-nhóm-75-tuổi"/>
     <w:p>
       <w:pPr>
         <w:pStyle w:val="Heading3"/>
@@ -809,7 +804,7 @@
         <w:pStyle w:val="Compact"/>
         <w:numPr>
           <w:ilvl w:val="0"/>
-          <w:numId w:val="1014"/>
+          <w:numId w:val="1012"/>
         </w:numPr>
       </w:pPr>
       <w:r>
@@ -865,7 +860,7 @@
         <w:pStyle w:val="Compact"/>
         <w:numPr>
           <w:ilvl w:val="0"/>
-          <w:numId w:val="1014"/>
+          <w:numId w:val="1012"/>
         </w:numPr>
       </w:pPr>
       <w:r>
@@ -905,7 +900,7 @@
         <w:pStyle w:val="Compact"/>
         <w:numPr>
           <w:ilvl w:val="0"/>
-          <w:numId w:val="1015"/>
+          <w:numId w:val="1013"/>
         </w:numPr>
       </w:pPr>
       <w:r>
@@ -922,313 +917,640 @@
         <w:t xml:space="preserve">Threefold increase (tăng gấp 3), Negligible (không đáng kể - dùng cho số 0.23%), Gender disparity(chênh lệch giới tính), Exceeded (vượt quá).</w:t>
       </w:r>
     </w:p>
+    <w:bookmarkEnd w:id="19"/>
+    <w:bookmarkEnd w:id="20"/>
+    <w:bookmarkStart w:id="23" w:name="iv.-từ-vựng-và-cấu-trúc-language-focus"/>
+    <w:p>
+      <w:pPr>
+        <w:pStyle w:val="Heading2"/>
+      </w:pPr>
+      <w:r>
+        <w:t xml:space="preserve">IV. TỪ VỰNG VÀ CẤU TRÚC (LANGUAGE FOCUS)</w:t>
+      </w:r>
+    </w:p>
+    <w:p>
+      <w:pPr>
+        <w:pStyle w:val="CDSection"/>
+      </w:pPr>
+      <w:r>
+        <w:t xml:space="preserve">Để nâng band điểm từ 5.0 lên 6.0+, học sinh cần thay đổi từ vựng cơ bản sang từ vựng học thuật hơn.</w:t>
+      </w:r>
+    </w:p>
+    <w:bookmarkStart w:id="21" w:name="X3a829fa881c201d30c13c96f39b10168a044784"/>
+    <w:p>
+      <w:pPr>
+        <w:pStyle w:val="Heading3"/>
+      </w:pPr>
+      <w:r>
+        <w:t xml:space="preserve">1. Từ vựng miêu tả xu hướng &amp; So sánh (Trend &amp; Comparison)</w:t>
+      </w:r>
+    </w:p>
+    <w:tbl>
+      <w:tblPr>
+        <w:tblStyle w:val="CDVocabTable"/>
+        <w:tblW w:type="pct" w:w="5000"/>
+        <w:tblLayout w:type="fixed"/>
+        <w:tblLook w:firstRow="1" w:lastRow="0" w:firstColumn="0" w:lastColumn="0" w:noHBand="0" w:noVBand="0" w:val="0020"/>
+      </w:tblPr>
+      <w:tblGrid>
+        <w:gridCol w:w="2640"/>
+        <w:gridCol w:w="2640"/>
+        <w:gridCol w:w="2640"/>
+      </w:tblGrid>
+      <w:tr>
+        <w:trPr>
+          <w:tblHeader w:val="on"/>
+        </w:trPr>
+        <w:tc>
+          <w:tcPr/>
+          <w:p>
+            <w:pPr>
+              <w:pStyle w:val="Compact"/>
+            </w:pPr>
+            <w:r>
+              <w:t xml:space="preserve">Từ cơ bản (Band 5.0)</w:t>
+            </w:r>
+          </w:p>
+        </w:tc>
+        <w:tc>
+          <w:tcPr/>
+          <w:p>
+            <w:pPr>
+              <w:pStyle w:val="Compact"/>
+            </w:pPr>
+            <w:r>
+              <w:t xml:space="preserve">Từ nâng cao (Band 6.0+)</w:t>
+            </w:r>
+          </w:p>
+        </w:tc>
+        <w:tc>
+          <w:tcPr/>
+          <w:p>
+            <w:pPr>
+              <w:pStyle w:val="Compact"/>
+            </w:pPr>
+            <w:r>
+              <w:t xml:space="preserve">Nghĩa + Ví dụ</w:t>
+            </w:r>
+          </w:p>
+        </w:tc>
+      </w:tr>
+      <w:tr>
+        <w:tc>
+          <w:tcPr/>
+          <w:p>
+            <w:pPr>
+              <w:pStyle w:val="Compact"/>
+            </w:pPr>
+            <w:r>
+              <w:t xml:space="preserve">Go up / Increase</w:t>
+            </w:r>
+          </w:p>
+        </w:tc>
+        <w:tc>
+          <w:tcPr/>
+          <w:p>
+            <w:pPr>
+              <w:pStyle w:val="Compact"/>
+            </w:pPr>
+            <w:r>
+              <w:t xml:space="preserve">Surge / Escalate</w:t>
+            </w:r>
+          </w:p>
+        </w:tc>
+        <w:tc>
+          <w:tcPr/>
+          <w:p>
+            <w:pPr>
+              <w:pStyle w:val="Compact"/>
+            </w:pPr>
+            <w:r>
+              <w:t xml:space="preserve">Nghĩa: Tăng mạnh</w:t>
+            </w:r>
+            <w:r>
+              <w:t xml:space="preserve">Ví dụ: The population surged to 56 million.</w:t>
+            </w:r>
+          </w:p>
+        </w:tc>
+      </w:tr>
+      <w:tr>
+        <w:tc>
+          <w:tcPr/>
+          <w:p>
+            <w:pPr>
+              <w:pStyle w:val="Compact"/>
+            </w:pPr>
+            <w:r>
+              <w:t xml:space="preserve">Go down / Decrease</w:t>
+            </w:r>
+          </w:p>
+        </w:tc>
+        <w:tc>
+          <w:tcPr/>
+          <w:p>
+            <w:pPr>
+              <w:pStyle w:val="Compact"/>
+            </w:pPr>
+            <w:r>
+              <w:t xml:space="preserve">Show a downward trend</w:t>
+            </w:r>
+          </w:p>
+        </w:tc>
+        <w:tc>
+          <w:tcPr/>
+          <w:p>
+            <w:pPr>
+              <w:pStyle w:val="Compact"/>
+            </w:pPr>
+            <w:r>
+              <w:t xml:space="preserve">Nghĩa: Xu hướng giảm</w:t>
+            </w:r>
+            <w:r>
+              <w:t xml:space="preserve">Ví dụ: The % of 15-year-olds showed a downward trend.</w:t>
+            </w:r>
+          </w:p>
+        </w:tc>
+      </w:tr>
+      <w:tr>
+        <w:tc>
+          <w:tcPr/>
+          <w:p>
+            <w:pPr>
+              <w:pStyle w:val="Compact"/>
+            </w:pPr>
+            <w:r>
+              <w:t xml:space="preserve">More than</w:t>
+            </w:r>
+          </w:p>
+        </w:tc>
+        <w:tc>
+          <w:tcPr/>
+          <w:p>
+            <w:pPr>
+              <w:pStyle w:val="Compact"/>
+            </w:pPr>
+            <w:r>
+              <w:t xml:space="preserve">Outnumber / Exceed</w:t>
+            </w:r>
+          </w:p>
+        </w:tc>
+        <w:tc>
+          <w:tcPr/>
+          <w:p>
+            <w:pPr>
+              <w:pStyle w:val="Compact"/>
+            </w:pPr>
+            <w:r>
+              <w:t xml:space="preserve">Nghĩa: Đông hơn / Vượt</w:t>
+            </w:r>
+            <w:r>
+              <w:t xml:space="preserve">Ví dụ: Females outnumbered males.</w:t>
+            </w:r>
+          </w:p>
+        </w:tc>
+      </w:tr>
+      <w:tr>
+        <w:tc>
+          <w:tcPr/>
+          <w:p>
+            <w:pPr>
+              <w:pStyle w:val="Compact"/>
+            </w:pPr>
+            <w:r>
+              <w:t xml:space="preserve">Change to opposite</w:t>
+            </w:r>
+          </w:p>
+        </w:tc>
+        <w:tc>
+          <w:tcPr/>
+          <w:p>
+            <w:pPr>
+              <w:pStyle w:val="Compact"/>
+            </w:pPr>
+            <w:r>
+              <w:t xml:space="preserve">Reverse</w:t>
+            </w:r>
+          </w:p>
+        </w:tc>
+        <w:tc>
+          <w:tcPr/>
+          <w:p>
+            <w:pPr>
+              <w:pStyle w:val="Compact"/>
+            </w:pPr>
+            <w:r>
+              <w:t xml:space="preserve">Nghĩa: Đảo ngược</w:t>
+            </w:r>
+            <w:r>
+              <w:t xml:space="preserve">Ví dụ: The trend reversed in 2011.</w:t>
+            </w:r>
+          </w:p>
+        </w:tc>
+      </w:tr>
+      <w:tr>
+        <w:tc>
+          <w:tcPr/>
+          <w:p>
+            <w:pPr>
+              <w:pStyle w:val="Compact"/>
+            </w:pPr>
+            <w:r>
+              <w:t xml:space="preserve">Big difference</w:t>
+            </w:r>
+          </w:p>
+        </w:tc>
+        <w:tc>
+          <w:tcPr/>
+          <w:p>
+            <w:pPr>
+              <w:pStyle w:val="Compact"/>
+            </w:pPr>
+            <w:r>
+              <w:t xml:space="preserve">Disparity / Gap</w:t>
+            </w:r>
+          </w:p>
+        </w:tc>
+        <w:tc>
+          <w:tcPr/>
+          <w:p>
+            <w:pPr>
+              <w:pStyle w:val="Compact"/>
+            </w:pPr>
+            <w:r>
+              <w:t xml:space="preserve">Nghĩa: Sự chênh lệch</w:t>
+            </w:r>
+            <w:r>
+              <w:t xml:space="preserve">Ví dụ: A distinct gender disparity.</w:t>
+            </w:r>
+          </w:p>
+        </w:tc>
+      </w:tr>
+      <w:tr>
+        <w:tc>
+          <w:tcPr/>
+          <w:p>
+            <w:pPr>
+              <w:pStyle w:val="Compact"/>
+            </w:pPr>
+            <w:r>
+              <w:t xml:space="preserve">Very small</w:t>
+            </w:r>
+          </w:p>
+        </w:tc>
+        <w:tc>
+          <w:tcPr/>
+          <w:p>
+            <w:pPr>
+              <w:pStyle w:val="Compact"/>
+            </w:pPr>
+            <w:r>
+              <w:t xml:space="preserve">Negligible / Marginal</w:t>
+            </w:r>
+          </w:p>
+        </w:tc>
+        <w:tc>
+          <w:tcPr/>
+          <w:p>
+            <w:pPr>
+              <w:pStyle w:val="Compact"/>
+            </w:pPr>
+            <w:r>
+              <w:t xml:space="preserve">Nghĩa: Không đáng kể</w:t>
+            </w:r>
+            <w:r>
+              <w:t xml:space="preserve">Ví dụ: Starting from a negligible 0.23%.</w:t>
+            </w:r>
+          </w:p>
+        </w:tc>
+      </w:tr>
+    </w:tbl>
+    <w:bookmarkEnd w:id="21"/>
+    <w:bookmarkStart w:id="22" w:name="cấu-trúc-câu-ăn-điểm-sentence-structures"/>
+    <w:p>
+      <w:pPr>
+        <w:pStyle w:val="Heading3"/>
+      </w:pPr>
+      <w:r>
+        <w:t xml:space="preserve">2. Cấu trúc câu ăn điểm (Sentence Structures)</w:t>
+      </w:r>
+    </w:p>
+    <w:p>
+      <w:pPr>
+        <w:pStyle w:val="CDStep"/>
+      </w:pPr>
+      <w:r>
+        <w:rPr>
+          <w:rStyle w:val="CDBlue"/>
+          <w:b/>
+          <w:bCs/>
+        </w:rPr>
+        <w:t xml:space="preserve">a. Cấu trúc</w:t>
+      </w:r>
+      <w:r>
+        <w:rPr>
+          <w:rStyle w:val="CDBlue"/>
+          <w:b/>
+          <w:bCs/>
+        </w:rPr>
+        <w:t xml:space="preserve"> </w:t>
+      </w:r>
+      <w:r>
+        <w:rPr>
+          <w:rStyle w:val="CDBlue"/>
+          <w:b/>
+          <w:bCs/>
+        </w:rPr>
+        <w:t xml:space="preserve">“While/Whereas”</w:t>
+      </w:r>
+      <w:r>
+        <w:rPr>
+          <w:rStyle w:val="CDBlue"/>
+          <w:b/>
+          <w:bCs/>
+        </w:rPr>
+        <w:t xml:space="preserve"> </w:t>
+      </w:r>
+      <w:r>
+        <w:rPr>
+          <w:rStyle w:val="CDBlue"/>
+          <w:b/>
+          <w:bCs/>
+        </w:rPr>
+        <w:t xml:space="preserve">(Mệnh đề đối lập)</w:t>
+      </w:r>
+      <w:r>
+        <w:rPr>
+          <w:b/>
+          <w:bCs/>
+        </w:rPr>
+        <w:t xml:space="preserve">:</w:t>
+      </w:r>
+    </w:p>
+    <w:tbl>
+      <w:tblPr>
+        <w:tblStyle w:val="CDVocabTable"/>
+        <w:tblW w:type="pct" w:w="5000"/>
+        <w:tblLayout w:type="fixed"/>
+        <w:tblLook w:firstRow="1" w:lastRow="0" w:firstColumn="0" w:lastColumn="0" w:noHBand="0" w:noVBand="0" w:val="0020"/>
+      </w:tblPr>
+      <w:tblGrid>
+        <w:gridCol w:w="2640"/>
+        <w:gridCol w:w="2640"/>
+        <w:gridCol w:w="2640"/>
+      </w:tblGrid>
+      <w:tr>
+        <w:trPr>
+          <w:tblHeader w:val="on"/>
+        </w:trPr>
+        <w:tc>
+          <w:tcPr/>
+          <w:p>
+            <w:pPr>
+              <w:pStyle w:val="Compact"/>
+            </w:pPr>
+            <w:r>
+              <w:t xml:space="preserve">Từ/Cụm từ</w:t>
+            </w:r>
+          </w:p>
+        </w:tc>
+        <w:tc>
+          <w:tcPr/>
+          <w:p>
+            <w:pPr>
+              <w:pStyle w:val="Compact"/>
+            </w:pPr>
+            <w:r>
+              <w:t xml:space="preserve">Nghĩa</w:t>
+            </w:r>
+          </w:p>
+        </w:tc>
+        <w:tc>
+          <w:tcPr/>
+          <w:p>
+            <w:pPr>
+              <w:pStyle w:val="Compact"/>
+            </w:pPr>
+            <w:r>
+              <w:t xml:space="preserve">Ví dụ</w:t>
+            </w:r>
+          </w:p>
+        </w:tc>
+      </w:tr>
+      <w:tr>
+        <w:tc>
+          <w:tcPr/>
+          <w:p>
+            <w:pPr>
+              <w:pStyle w:val="Compact"/>
+            </w:pPr>
+            <w:r>
+              <w:t xml:space="preserve">Band 5.0</w:t>
+            </w:r>
+          </w:p>
+        </w:tc>
+        <w:tc>
+          <w:tcPr/>
+          <w:p>
+            <w:pPr>
+              <w:pStyle w:val="Compact"/>
+            </w:pPr>
+            <w:r>
+              <w:t xml:space="preserve">The number of old people increased. The number of young people decreased.</w:t>
+            </w:r>
+          </w:p>
+        </w:tc>
+        <w:tc>
+          <w:tcPr/>
+          <w:p>
+            <w:pPr>
+              <w:pStyle w:val="Compact"/>
+            </w:pPr>
+          </w:p>
+        </w:tc>
+      </w:tr>
+      <w:tr>
+        <w:tc>
+          <w:tcPr/>
+          <w:p>
+            <w:pPr>
+              <w:pStyle w:val="Compact"/>
+            </w:pPr>
+            <w:r>
+              <w:t xml:space="preserve">Band 6.0+</w:t>
+            </w:r>
+          </w:p>
+        </w:tc>
+        <w:tc>
+          <w:tcPr/>
+          <w:p>
+            <w:pPr>
+              <w:pStyle w:val="Compact"/>
+            </w:pPr>
+            <w:r>
+              <w:t xml:space="preserve">The proportion of 75-year-olds rose significantly, whereas the percentage of 15-year-olds declined.</w:t>
+            </w:r>
+          </w:p>
+        </w:tc>
+        <w:tc>
+          <w:tcPr/>
+          <w:p>
+            <w:pPr>
+              <w:pStyle w:val="Compact"/>
+            </w:pPr>
+          </w:p>
+        </w:tc>
+      </w:tr>
+    </w:tbl>
     <w:p>
       <w:pPr>
         <w:pStyle w:val="Compact"/>
         <w:numPr>
           <w:ilvl w:val="0"/>
-          <w:numId w:val="1016"/>
+          <w:numId w:val="1014"/>
         </w:numPr>
       </w:pPr>
       <w:r>
-        <w:t xml:space="preserve">TỪ VỰNG VÀ CẤU TRÚC (LANGUAGE FOCUS)</w:t>
-      </w:r>
-    </w:p>
+        <w:t xml:space="preserve">Cấu trúc</w:t>
+      </w:r>
+      <w:r>
+        <w:t xml:space="preserve"> </w:t>
+      </w:r>
+      <w:r>
+        <w:t xml:space="preserve">“Participial Phrase”</w:t>
+      </w:r>
+      <w:r>
+        <w:t xml:space="preserve"> </w:t>
+      </w:r>
+      <w:r>
+        <w:t xml:space="preserve">(Rút gọn mệnh đề):</w:t>
+      </w:r>
+    </w:p>
+    <w:tbl>
+      <w:tblPr>
+        <w:tblStyle w:val="CDVocabTable"/>
+        <w:tblW w:type="pct" w:w="5000"/>
+        <w:tblLayout w:type="fixed"/>
+        <w:tblLook w:firstRow="1" w:lastRow="0" w:firstColumn="0" w:lastColumn="0" w:noHBand="0" w:noVBand="0" w:val="0020"/>
+      </w:tblPr>
+      <w:tblGrid>
+        <w:gridCol w:w="2640"/>
+        <w:gridCol w:w="2640"/>
+        <w:gridCol w:w="2640"/>
+      </w:tblGrid>
+      <w:tr>
+        <w:trPr>
+          <w:tblHeader w:val="on"/>
+        </w:trPr>
+        <w:tc>
+          <w:tcPr/>
+          <w:p>
+            <w:pPr>
+              <w:pStyle w:val="Compact"/>
+            </w:pPr>
+            <w:r>
+              <w:t xml:space="preserve">Từ/Cụm từ</w:t>
+            </w:r>
+          </w:p>
+        </w:tc>
+        <w:tc>
+          <w:tcPr/>
+          <w:p>
+            <w:pPr>
+              <w:pStyle w:val="Compact"/>
+            </w:pPr>
+            <w:r>
+              <w:t xml:space="preserve">Nghĩa</w:t>
+            </w:r>
+          </w:p>
+        </w:tc>
+        <w:tc>
+          <w:tcPr/>
+          <w:p>
+            <w:pPr>
+              <w:pStyle w:val="Compact"/>
+            </w:pPr>
+            <w:r>
+              <w:t xml:space="preserve">Ví dụ</w:t>
+            </w:r>
+          </w:p>
+        </w:tc>
+      </w:tr>
+      <w:tr>
+        <w:tc>
+          <w:tcPr/>
+          <w:p>
+            <w:pPr>
+              <w:pStyle w:val="Compact"/>
+            </w:pPr>
+            <w:r>
+              <w:t xml:space="preserve">Band 5.0</w:t>
+            </w:r>
+          </w:p>
+        </w:tc>
+        <w:tc>
+          <w:tcPr/>
+          <w:p>
+            <w:pPr>
+              <w:pStyle w:val="Compact"/>
+            </w:pPr>
+            <w:r>
+              <w:t xml:space="preserve">The figure increased to 56 million. It ended the period at this number.</w:t>
+            </w:r>
+          </w:p>
+        </w:tc>
+        <w:tc>
+          <w:tcPr/>
+          <w:p>
+            <w:pPr>
+              <w:pStyle w:val="Compact"/>
+            </w:pPr>
+          </w:p>
+        </w:tc>
+      </w:tr>
+      <w:tr>
+        <w:tc>
+          <w:tcPr/>
+          <w:p>
+            <w:pPr>
+              <w:pStyle w:val="Compact"/>
+            </w:pPr>
+            <w:r>
+              <w:t xml:space="preserve">Band 6.0+</w:t>
+            </w:r>
+          </w:p>
+        </w:tc>
+        <w:tc>
+          <w:tcPr/>
+          <w:p>
+            <w:pPr>
+              <w:pStyle w:val="Compact"/>
+            </w:pPr>
+            <w:r>
+              <w:t xml:space="preserve">The figure surged to 56 million, ending the period at the highest point.</w:t>
+            </w:r>
+          </w:p>
+        </w:tc>
+        <w:tc>
+          <w:tcPr/>
+          <w:p>
+            <w:pPr>
+              <w:pStyle w:val="Compact"/>
+            </w:pPr>
+          </w:p>
+        </w:tc>
+      </w:tr>
+    </w:tbl>
     <w:p>
       <w:pPr>
         <w:pStyle w:val="CDStep"/>
       </w:pPr>
       <w:r>
-        <w:t xml:space="preserve">Để nâng band điểm từ 5.0 lên 6.0+, học sinh cần thay đổi từ vựng cơ bản sang từ vựng học thuật hơn.</w:t>
-      </w:r>
-    </w:p>
-    <w:bookmarkEnd w:id="18"/>
-    <w:bookmarkStart w:id="19" w:name="X3a829fa881c201d30c13c96f39b10168a044784"/>
-    <w:p>
-      <w:pPr>
-        <w:pStyle w:val="Heading3"/>
-      </w:pPr>
-      <w:r>
-        <w:t xml:space="preserve">1. Từ vựng miêu tả xu hướng &amp; So sánh (Trend &amp; Comparison)</w:t>
-      </w:r>
-    </w:p>
-    <w:p>
-      <w:pPr>
-        <w:pStyle w:val="CDStep"/>
-      </w:pPr>
-      <w:r>
-        <w:t xml:space="preserve">Từ cơ bản (Band 5.0)</w:t>
-      </w:r>
-    </w:p>
-    <w:p>
-      <w:pPr>
-        <w:pStyle w:val="CDStep"/>
-      </w:pPr>
-      <w:r>
-        <w:t xml:space="preserve">Từ nâng cao (Band 6.0+)</w:t>
-      </w:r>
-    </w:p>
-    <w:p>
-      <w:pPr>
-        <w:pStyle w:val="CDStep"/>
-      </w:pPr>
-      <w:r>
-        <w:t xml:space="preserve">Nghĩa</w:t>
-      </w:r>
-    </w:p>
-    <w:p>
-      <w:pPr>
-        <w:pStyle w:val="CDStep"/>
-      </w:pPr>
-      <w:r>
-        <w:t xml:space="preserve">Ví dụ áp dụng</w:t>
-      </w:r>
-    </w:p>
-    <w:p>
-      <w:pPr>
-        <w:pStyle w:val="CDStep"/>
-      </w:pPr>
-      <w:r>
-        <w:t xml:space="preserve">Go up / Increase</w:t>
-      </w:r>
-    </w:p>
-    <w:p>
-      <w:pPr>
-        <w:pStyle w:val="CDStep"/>
-      </w:pPr>
-      <w:r>
-        <w:t xml:space="preserve">Surge / Escalate</w:t>
-      </w:r>
-    </w:p>
-    <w:p>
-      <w:pPr>
-        <w:pStyle w:val="CDStep"/>
-      </w:pPr>
-      <w:r>
-        <w:t xml:space="preserve">Tăng mạnh</w:t>
-      </w:r>
-    </w:p>
-    <w:p>
-      <w:pPr>
-        <w:pStyle w:val="CDStep"/>
-      </w:pPr>
-      <w:r>
-        <w:t xml:space="preserve">The population surged to 56 million.</w:t>
-      </w:r>
-    </w:p>
-    <w:p>
-      <w:pPr>
-        <w:pStyle w:val="CDStep"/>
-      </w:pPr>
-      <w:r>
-        <w:t xml:space="preserve">Go down / Decrease</w:t>
-      </w:r>
-    </w:p>
-    <w:p>
-      <w:pPr>
-        <w:pStyle w:val="CDStep"/>
-      </w:pPr>
-      <w:r>
-        <w:t xml:space="preserve">Show a downward trend</w:t>
-      </w:r>
-    </w:p>
-    <w:p>
-      <w:pPr>
-        <w:pStyle w:val="CDStep"/>
-      </w:pPr>
-      <w:r>
-        <w:t xml:space="preserve">Xu hướng giảm</w:t>
-      </w:r>
-    </w:p>
-    <w:p>
-      <w:pPr>
-        <w:pStyle w:val="CDStep"/>
-      </w:pPr>
-      <w:r>
-        <w:t xml:space="preserve">The % of 15-year-olds showed a downward trend.</w:t>
-      </w:r>
-    </w:p>
-    <w:p>
-      <w:pPr>
-        <w:pStyle w:val="CDStep"/>
-      </w:pPr>
-      <w:r>
-        <w:t xml:space="preserve">More than</w:t>
-      </w:r>
-    </w:p>
-    <w:p>
-      <w:pPr>
-        <w:pStyle w:val="CDStep"/>
-      </w:pPr>
-      <w:r>
-        <w:t xml:space="preserve">Outnumber / Exceed</w:t>
-      </w:r>
-    </w:p>
-    <w:p>
-      <w:pPr>
-        <w:pStyle w:val="CDStep"/>
-      </w:pPr>
-      <w:r>
-        <w:t xml:space="preserve">Đông hơn / Vượt</w:t>
-      </w:r>
-    </w:p>
-    <w:p>
-      <w:pPr>
-        <w:pStyle w:val="CDStep"/>
-      </w:pPr>
-      <w:r>
-        <w:t xml:space="preserve">Females outnumbered males.</w:t>
-      </w:r>
-    </w:p>
-    <w:p>
-      <w:pPr>
-        <w:pStyle w:val="CDStep"/>
-      </w:pPr>
-      <w:r>
-        <w:t xml:space="preserve">Change to opposite</w:t>
-      </w:r>
-    </w:p>
-    <w:p>
-      <w:pPr>
-        <w:pStyle w:val="CDStep"/>
-      </w:pPr>
-      <w:r>
-        <w:t xml:space="preserve">Reverse</w:t>
-      </w:r>
-    </w:p>
-    <w:p>
-      <w:pPr>
-        <w:pStyle w:val="CDStep"/>
-      </w:pPr>
-      <w:r>
-        <w:t xml:space="preserve">Đảo ngược</w:t>
-      </w:r>
-    </w:p>
-    <w:p>
-      <w:pPr>
-        <w:pStyle w:val="CDStep"/>
-      </w:pPr>
-      <w:r>
-        <w:t xml:space="preserve">The trend reversed in 2011.</w:t>
-      </w:r>
-    </w:p>
-    <w:p>
-      <w:pPr>
-        <w:pStyle w:val="CDStep"/>
-      </w:pPr>
-      <w:r>
-        <w:t xml:space="preserve">Big difference</w:t>
-      </w:r>
-    </w:p>
-    <w:p>
-      <w:pPr>
-        <w:pStyle w:val="CDStep"/>
-      </w:pPr>
-      <w:r>
-        <w:t xml:space="preserve">Disparity / Gap</w:t>
-      </w:r>
-    </w:p>
-    <w:p>
-      <w:pPr>
-        <w:pStyle w:val="CDStep"/>
-      </w:pPr>
-      <w:r>
-        <w:t xml:space="preserve">Sự chênh lệch</w:t>
-      </w:r>
-    </w:p>
-    <w:p>
-      <w:pPr>
-        <w:pStyle w:val="CDStep"/>
-      </w:pPr>
-      <w:r>
-        <w:t xml:space="preserve">A distinct gender disparity.</w:t>
-      </w:r>
-    </w:p>
-    <w:p>
-      <w:pPr>
-        <w:pStyle w:val="CDStep"/>
-      </w:pPr>
-      <w:r>
-        <w:t xml:space="preserve">Very small</w:t>
-      </w:r>
-    </w:p>
-    <w:p>
-      <w:pPr>
-        <w:pStyle w:val="CDStep"/>
-      </w:pPr>
-      <w:r>
-        <w:t xml:space="preserve">Negligible / Marginal</w:t>
-      </w:r>
-    </w:p>
-    <w:p>
-      <w:pPr>
-        <w:pStyle w:val="CDStep"/>
-      </w:pPr>
-      <w:r>
-        <w:t xml:space="preserve">Không đáng kể</w:t>
-      </w:r>
-    </w:p>
-    <w:p>
-      <w:pPr>
-        <w:pStyle w:val="CDStep"/>
-      </w:pPr>
-      <w:r>
-        <w:t xml:space="preserve">Starting from a negligible 0.23%.</w:t>
-      </w:r>
-    </w:p>
-    <w:bookmarkEnd w:id="19"/>
-    <w:bookmarkStart w:id="20" w:name="cấu-trúc-câu-ăn-điểm-sentence-structures"/>
-    <w:p>
-      <w:pPr>
-        <w:pStyle w:val="Heading3"/>
-      </w:pPr>
-      <w:r>
-        <w:t xml:space="preserve">2. Cấu trúc câu ăn điểm (Sentence Structures)</w:t>
-      </w:r>
-    </w:p>
-    <w:p>
-      <w:pPr>
-        <w:pStyle w:val="CDStep"/>
-      </w:pPr>
-      <w:r>
         <w:rPr>
           <w:rStyle w:val="CDBlue"/>
           <w:b/>
           <w:bCs/>
         </w:rPr>
-        <w:t xml:space="preserve">a. Cấu trúc</w:t>
-      </w:r>
-      <w:r>
-        <w:rPr>
-          <w:rStyle w:val="CDBlue"/>
-          <w:b/>
-          <w:bCs/>
-        </w:rPr>
-        <w:t xml:space="preserve"> </w:t>
-      </w:r>
-      <w:r>
-        <w:rPr>
-          <w:rStyle w:val="CDBlue"/>
-          <w:b/>
-          <w:bCs/>
-        </w:rPr>
-        <w:t xml:space="preserve">“While/Whereas”</w:t>
-      </w:r>
-      <w:r>
-        <w:rPr>
-          <w:rStyle w:val="CDBlue"/>
-          <w:b/>
-          <w:bCs/>
-        </w:rPr>
-        <w:t xml:space="preserve"> </w:t>
-      </w:r>
-      <w:r>
-        <w:rPr>
-          <w:rStyle w:val="CDBlue"/>
-          <w:b/>
-          <w:bCs/>
-        </w:rPr>
-        <w:t xml:space="preserve">(Mệnh đề đối lập)</w:t>
+        <w:t xml:space="preserve">c. Cấu trúc so sánh gấp lần</w:t>
       </w:r>
       <w:r>
         <w:rPr>
@@ -1238,183 +1560,122 @@
         <w:t xml:space="preserve">:</w:t>
       </w:r>
     </w:p>
-    <w:p>
-      <w:pPr>
-        <w:pStyle w:val="Compact"/>
-        <w:numPr>
-          <w:ilvl w:val="0"/>
-          <w:numId w:val="1017"/>
-        </w:numPr>
-      </w:pPr>
-      <w:r>
-        <w:rPr>
-          <w:b/>
-          <w:bCs/>
-        </w:rPr>
-        <w:t xml:space="preserve">Band 5.0:</w:t>
-      </w:r>
-      <w:r>
-        <w:t xml:space="preserve"> </w:t>
-      </w:r>
-      <w:r>
-        <w:t xml:space="preserve">The number of old people increased. The number of young people decreased.</w:t>
-      </w:r>
-    </w:p>
-    <w:p>
-      <w:pPr>
-        <w:pStyle w:val="Compact"/>
-        <w:numPr>
-          <w:ilvl w:val="0"/>
-          <w:numId w:val="1017"/>
-        </w:numPr>
-      </w:pPr>
-      <w:r>
-        <w:rPr>
-          <w:b/>
-          <w:bCs/>
-        </w:rPr>
-        <w:t xml:space="preserve">Band 6.0+:</w:t>
-      </w:r>
-      <w:r>
-        <w:t xml:space="preserve"> </w:t>
-      </w:r>
-      <w:r>
-        <w:t xml:space="preserve">The proportion of 75-year-olds rose significantly, whereas the percentage of 15-year-olds declined.</w:t>
-      </w:r>
-    </w:p>
-    <w:p>
-      <w:pPr>
-        <w:pStyle w:val="Compact"/>
-        <w:numPr>
-          <w:ilvl w:val="0"/>
-          <w:numId w:val="1018"/>
-        </w:numPr>
-      </w:pPr>
-      <w:r>
-        <w:t xml:space="preserve">Cấu trúc</w:t>
-      </w:r>
-      <w:r>
-        <w:t xml:space="preserve"> </w:t>
-      </w:r>
-      <w:r>
-        <w:t xml:space="preserve">“Participial Phrase”</w:t>
-      </w:r>
-      <w:r>
-        <w:t xml:space="preserve"> </w:t>
-      </w:r>
-      <w:r>
-        <w:t xml:space="preserve">(Rút gọn mệnh đề):</w:t>
-      </w:r>
-    </w:p>
-    <w:p>
-      <w:pPr>
-        <w:pStyle w:val="Compact"/>
-        <w:numPr>
-          <w:ilvl w:val="0"/>
-          <w:numId w:val="1019"/>
-        </w:numPr>
-      </w:pPr>
-      <w:r>
-        <w:rPr>
-          <w:b/>
-          <w:bCs/>
-        </w:rPr>
-        <w:t xml:space="preserve">Band 5.0:</w:t>
-      </w:r>
-      <w:r>
-        <w:t xml:space="preserve"> </w:t>
-      </w:r>
-      <w:r>
-        <w:t xml:space="preserve">The figure increased to 56 million. It ended the period at this number.</w:t>
-      </w:r>
-    </w:p>
-    <w:p>
-      <w:pPr>
-        <w:pStyle w:val="Compact"/>
-        <w:numPr>
-          <w:ilvl w:val="0"/>
-          <w:numId w:val="1019"/>
-        </w:numPr>
-      </w:pPr>
-      <w:r>
-        <w:rPr>
-          <w:b/>
-          <w:bCs/>
-        </w:rPr>
-        <w:t xml:space="preserve">Band 6.0+:</w:t>
-      </w:r>
-      <w:r>
-        <w:t xml:space="preserve"> </w:t>
-      </w:r>
-      <w:r>
-        <w:t xml:space="preserve">The figure surged to 56 million, ending the period at the highest point.</w:t>
-      </w:r>
-    </w:p>
-    <w:p>
-      <w:pPr>
-        <w:pStyle w:val="CDStep"/>
-      </w:pPr>
-      <w:r>
-        <w:rPr>
-          <w:rStyle w:val="CDBlue"/>
-          <w:b/>
-          <w:bCs/>
-        </w:rPr>
-        <w:t xml:space="preserve">c. Cấu trúc so sánh gấp lần</w:t>
-      </w:r>
-      <w:r>
-        <w:rPr>
-          <w:b/>
-          <w:bCs/>
-        </w:rPr>
-        <w:t xml:space="preserve">:</w:t>
-      </w:r>
-    </w:p>
-    <w:p>
-      <w:pPr>
-        <w:pStyle w:val="Compact"/>
-        <w:numPr>
-          <w:ilvl w:val="0"/>
-          <w:numId w:val="1020"/>
-        </w:numPr>
-      </w:pPr>
-      <w:r>
-        <w:rPr>
-          <w:b/>
-          <w:bCs/>
-        </w:rPr>
-        <w:t xml:space="preserve">Band 5.0:</w:t>
-      </w:r>
-      <w:r>
-        <w:t xml:space="preserve"> </w:t>
-      </w:r>
-      <w:r>
-        <w:t xml:space="preserve">The percentage increased 3 times.</w:t>
-      </w:r>
-    </w:p>
-    <w:p>
-      <w:pPr>
-        <w:pStyle w:val="Compact"/>
-        <w:numPr>
-          <w:ilvl w:val="0"/>
-          <w:numId w:val="1020"/>
-        </w:numPr>
-      </w:pPr>
-      <w:r>
-        <w:rPr>
-          <w:b/>
-          <w:bCs/>
-        </w:rPr>
-        <w:t xml:space="preserve">Band 6.0+:</w:t>
-      </w:r>
-      <w:r>
-        <w:t xml:space="preserve"> </w:t>
-      </w:r>
-      <w:r>
-        <w:t xml:space="preserve">The percentage experienced a threefold increase.</w:t>
-      </w:r>
-    </w:p>
-    <w:bookmarkEnd w:id="20"/>
+    <w:tbl>
+      <w:tblPr>
+        <w:tblStyle w:val="CDVocabTable"/>
+        <w:tblW w:type="auto" w:w="0"/>
+        <w:tblLook w:firstRow="1" w:lastRow="0" w:firstColumn="0" w:lastColumn="0" w:noHBand="0" w:noVBand="0" w:val="0020"/>
+      </w:tblPr>
+      <w:tblGrid>
+        <w:gridCol w:w="2640"/>
+        <w:gridCol w:w="2640"/>
+        <w:gridCol w:w="2640"/>
+      </w:tblGrid>
+      <w:tr>
+        <w:trPr>
+          <w:tblHeader w:val="on"/>
+        </w:trPr>
+        <w:tc>
+          <w:tcPr/>
+          <w:p>
+            <w:pPr>
+              <w:pStyle w:val="Compact"/>
+            </w:pPr>
+            <w:r>
+              <w:t xml:space="preserve">Từ/Cụm từ</w:t>
+            </w:r>
+          </w:p>
+        </w:tc>
+        <w:tc>
+          <w:tcPr/>
+          <w:p>
+            <w:pPr>
+              <w:pStyle w:val="Compact"/>
+            </w:pPr>
+            <w:r>
+              <w:t xml:space="preserve">Nghĩa</w:t>
+            </w:r>
+          </w:p>
+        </w:tc>
+        <w:tc>
+          <w:tcPr/>
+          <w:p>
+            <w:pPr>
+              <w:pStyle w:val="Compact"/>
+            </w:pPr>
+            <w:r>
+              <w:t xml:space="preserve">Ví dụ</w:t>
+            </w:r>
+          </w:p>
+        </w:tc>
+      </w:tr>
+      <w:tr>
+        <w:tc>
+          <w:tcPr/>
+          <w:p>
+            <w:pPr>
+              <w:pStyle w:val="Compact"/>
+            </w:pPr>
+            <w:r>
+              <w:t xml:space="preserve">Band 5.0</w:t>
+            </w:r>
+          </w:p>
+        </w:tc>
+        <w:tc>
+          <w:tcPr/>
+          <w:p>
+            <w:pPr>
+              <w:pStyle w:val="Compact"/>
+            </w:pPr>
+            <w:r>
+              <w:t xml:space="preserve">The percentage increased 3 times.</w:t>
+            </w:r>
+          </w:p>
+        </w:tc>
+        <w:tc>
+          <w:tcPr/>
+          <w:p>
+            <w:pPr>
+              <w:pStyle w:val="Compact"/>
+            </w:pPr>
+          </w:p>
+        </w:tc>
+      </w:tr>
+      <w:tr>
+        <w:tc>
+          <w:tcPr/>
+          <w:p>
+            <w:pPr>
+              <w:pStyle w:val="Compact"/>
+            </w:pPr>
+            <w:r>
+              <w:t xml:space="preserve">Band 6.0+</w:t>
+            </w:r>
+          </w:p>
+        </w:tc>
+        <w:tc>
+          <w:tcPr/>
+          <w:p>
+            <w:pPr>
+              <w:pStyle w:val="Compact"/>
+            </w:pPr>
+            <w:r>
+              <w:t xml:space="preserve">The percentage experienced a threefold increase.</w:t>
+            </w:r>
+          </w:p>
+        </w:tc>
+        <w:tc>
+          <w:tcPr/>
+          <w:p>
+            <w:pPr>
+              <w:pStyle w:val="Compact"/>
+            </w:pPr>
+          </w:p>
+        </w:tc>
+      </w:tr>
+    </w:tbl>
+    <w:bookmarkEnd w:id="22"/>
+    <w:bookmarkEnd w:id="23"/>
     <w:sectPr>
       <w:headerReference r:id="rId1" w:type="default"/>
       <w:headerReference r:id="rId2" w:type="first"/>
@@ -2012,261 +2273,6 @@
       </w:rPr>
     </w:lvl>
   </w:abstractNum>
-  <w:abstractNum w:abstractNumId="99612">
-    <w:nsid w:val="00A99612"/>
-    <w:multiLevelType w:val="multilevel"/>
-    <w:lvl w:ilvl="0">
-      <w:start w:val="2"/>
-      <w:numFmt w:val="upperRoman"/>
-      <w:lvlText w:val="%1."/>
-      <w:lvlJc w:val="left"/>
-      <w:pPr>
-        <w:ind w:left="720" w:hanging="360"/>
-      </w:pPr>
-    </w:lvl>
-    <w:lvl w:ilvl="1">
-      <w:start w:val="2"/>
-      <w:numFmt w:val="upperRoman"/>
-      <w:lvlText w:val="%2."/>
-      <w:lvlJc w:val="left"/>
-      <w:pPr>
-        <w:ind w:left="1440" w:hanging="360"/>
-      </w:pPr>
-    </w:lvl>
-    <w:lvl w:ilvl="2">
-      <w:start w:val="2"/>
-      <w:numFmt w:val="upperRoman"/>
-      <w:lvlText w:val="%3."/>
-      <w:lvlJc w:val="left"/>
-      <w:pPr>
-        <w:ind w:left="2160" w:hanging="360"/>
-      </w:pPr>
-    </w:lvl>
-    <w:lvl w:ilvl="3">
-      <w:start w:val="2"/>
-      <w:numFmt w:val="upperRoman"/>
-      <w:lvlText w:val="%4."/>
-      <w:lvlJc w:val="left"/>
-      <w:pPr>
-        <w:ind w:left="2880" w:hanging="360"/>
-      </w:pPr>
-    </w:lvl>
-    <w:lvl w:ilvl="4">
-      <w:start w:val="2"/>
-      <w:numFmt w:val="upperRoman"/>
-      <w:lvlText w:val="%5."/>
-      <w:lvlJc w:val="left"/>
-      <w:pPr>
-        <w:ind w:left="3600" w:hanging="360"/>
-      </w:pPr>
-    </w:lvl>
-    <w:lvl w:ilvl="5">
-      <w:start w:val="2"/>
-      <w:numFmt w:val="upperRoman"/>
-      <w:lvlText w:val="%6."/>
-      <w:lvlJc w:val="left"/>
-      <w:pPr>
-        <w:ind w:left="4320" w:hanging="360"/>
-      </w:pPr>
-    </w:lvl>
-    <w:lvl w:ilvl="6">
-      <w:start w:val="2"/>
-      <w:numFmt w:val="upperRoman"/>
-      <w:lvlText w:val="%7."/>
-      <w:lvlJc w:val="left"/>
-      <w:pPr>
-        <w:ind w:left="5040" w:hanging="360"/>
-      </w:pPr>
-    </w:lvl>
-    <w:lvl w:ilvl="7">
-      <w:start w:val="2"/>
-      <w:numFmt w:val="upperRoman"/>
-      <w:lvlText w:val="%8."/>
-      <w:lvlJc w:val="left"/>
-      <w:pPr>
-        <w:ind w:left="5760" w:hanging="360"/>
-      </w:pPr>
-    </w:lvl>
-    <w:lvl w:ilvl="8">
-      <w:start w:val="2"/>
-      <w:numFmt w:val="upperRoman"/>
-      <w:lvlText w:val="%9."/>
-      <w:lvlJc w:val="left"/>
-      <w:pPr>
-        <w:ind w:left="6480" w:hanging="360"/>
-      </w:pPr>
-    </w:lvl>
-  </w:abstractNum>
-  <w:abstractNum w:abstractNumId="99613">
-    <w:nsid w:val="00A99613"/>
-    <w:multiLevelType w:val="multilevel"/>
-    <w:lvl w:ilvl="0">
-      <w:start w:val="3"/>
-      <w:numFmt w:val="upperRoman"/>
-      <w:lvlText w:val="%1."/>
-      <w:lvlJc w:val="left"/>
-      <w:pPr>
-        <w:ind w:left="720" w:hanging="360"/>
-      </w:pPr>
-    </w:lvl>
-    <w:lvl w:ilvl="1">
-      <w:start w:val="3"/>
-      <w:numFmt w:val="upperRoman"/>
-      <w:lvlText w:val="%2."/>
-      <w:lvlJc w:val="left"/>
-      <w:pPr>
-        <w:ind w:left="1440" w:hanging="360"/>
-      </w:pPr>
-    </w:lvl>
-    <w:lvl w:ilvl="2">
-      <w:start w:val="3"/>
-      <w:numFmt w:val="upperRoman"/>
-      <w:lvlText w:val="%3."/>
-      <w:lvlJc w:val="left"/>
-      <w:pPr>
-        <w:ind w:left="2160" w:hanging="360"/>
-      </w:pPr>
-    </w:lvl>
-    <w:lvl w:ilvl="3">
-      <w:start w:val="3"/>
-      <w:numFmt w:val="upperRoman"/>
-      <w:lvlText w:val="%4."/>
-      <w:lvlJc w:val="left"/>
-      <w:pPr>
-        <w:ind w:left="2880" w:hanging="360"/>
-      </w:pPr>
-    </w:lvl>
-    <w:lvl w:ilvl="4">
-      <w:start w:val="3"/>
-      <w:numFmt w:val="upperRoman"/>
-      <w:lvlText w:val="%5."/>
-      <w:lvlJc w:val="left"/>
-      <w:pPr>
-        <w:ind w:left="3600" w:hanging="360"/>
-      </w:pPr>
-    </w:lvl>
-    <w:lvl w:ilvl="5">
-      <w:start w:val="3"/>
-      <w:numFmt w:val="upperRoman"/>
-      <w:lvlText w:val="%6."/>
-      <w:lvlJc w:val="left"/>
-      <w:pPr>
-        <w:ind w:left="4320" w:hanging="360"/>
-      </w:pPr>
-    </w:lvl>
-    <w:lvl w:ilvl="6">
-      <w:start w:val="3"/>
-      <w:numFmt w:val="upperRoman"/>
-      <w:lvlText w:val="%7."/>
-      <w:lvlJc w:val="left"/>
-      <w:pPr>
-        <w:ind w:left="5040" w:hanging="360"/>
-      </w:pPr>
-    </w:lvl>
-    <w:lvl w:ilvl="7">
-      <w:start w:val="3"/>
-      <w:numFmt w:val="upperRoman"/>
-      <w:lvlText w:val="%8."/>
-      <w:lvlJc w:val="left"/>
-      <w:pPr>
-        <w:ind w:left="5760" w:hanging="360"/>
-      </w:pPr>
-    </w:lvl>
-    <w:lvl w:ilvl="8">
-      <w:start w:val="3"/>
-      <w:numFmt w:val="upperRoman"/>
-      <w:lvlText w:val="%9."/>
-      <w:lvlJc w:val="left"/>
-      <w:pPr>
-        <w:ind w:left="6480" w:hanging="360"/>
-      </w:pPr>
-    </w:lvl>
-  </w:abstractNum>
-  <w:abstractNum w:abstractNumId="99614">
-    <w:nsid w:val="00A99614"/>
-    <w:multiLevelType w:val="multilevel"/>
-    <w:lvl w:ilvl="0">
-      <w:start w:val="4"/>
-      <w:numFmt w:val="upperRoman"/>
-      <w:lvlText w:val="%1."/>
-      <w:lvlJc w:val="left"/>
-      <w:pPr>
-        <w:ind w:left="720" w:hanging="360"/>
-      </w:pPr>
-    </w:lvl>
-    <w:lvl w:ilvl="1">
-      <w:start w:val="4"/>
-      <w:numFmt w:val="upperRoman"/>
-      <w:lvlText w:val="%2."/>
-      <w:lvlJc w:val="left"/>
-      <w:pPr>
-        <w:ind w:left="1440" w:hanging="360"/>
-      </w:pPr>
-    </w:lvl>
-    <w:lvl w:ilvl="2">
-      <w:start w:val="4"/>
-      <w:numFmt w:val="upperRoman"/>
-      <w:lvlText w:val="%3."/>
-      <w:lvlJc w:val="left"/>
-      <w:pPr>
-        <w:ind w:left="2160" w:hanging="360"/>
-      </w:pPr>
-    </w:lvl>
-    <w:lvl w:ilvl="3">
-      <w:start w:val="4"/>
-      <w:numFmt w:val="upperRoman"/>
-      <w:lvlText w:val="%4."/>
-      <w:lvlJc w:val="left"/>
-      <w:pPr>
-        <w:ind w:left="2880" w:hanging="360"/>
-      </w:pPr>
-    </w:lvl>
-    <w:lvl w:ilvl="4">
-      <w:start w:val="4"/>
-      <w:numFmt w:val="upperRoman"/>
-      <w:lvlText w:val="%5."/>
-      <w:lvlJc w:val="left"/>
-      <w:pPr>
-        <w:ind w:left="3600" w:hanging="360"/>
-      </w:pPr>
-    </w:lvl>
-    <w:lvl w:ilvl="5">
-      <w:start w:val="4"/>
-      <w:numFmt w:val="upperRoman"/>
-      <w:lvlText w:val="%6."/>
-      <w:lvlJc w:val="left"/>
-      <w:pPr>
-        <w:ind w:left="4320" w:hanging="360"/>
-      </w:pPr>
-    </w:lvl>
-    <w:lvl w:ilvl="6">
-      <w:start w:val="4"/>
-      <w:numFmt w:val="upperRoman"/>
-      <w:lvlText w:val="%7."/>
-      <w:lvlJc w:val="left"/>
-      <w:pPr>
-        <w:ind w:left="5040" w:hanging="360"/>
-      </w:pPr>
-    </w:lvl>
-    <w:lvl w:ilvl="7">
-      <w:start w:val="4"/>
-      <w:numFmt w:val="upperRoman"/>
-      <w:lvlText w:val="%8."/>
-      <w:lvlJc w:val="left"/>
-      <w:pPr>
-        <w:ind w:left="5760" w:hanging="360"/>
-      </w:pPr>
-    </w:lvl>
-    <w:lvl w:ilvl="8">
-      <w:start w:val="4"/>
-      <w:numFmt w:val="upperRoman"/>
-      <w:lvlText w:val="%9."/>
-      <w:lvlJc w:val="left"/>
-      <w:pPr>
-        <w:ind w:left="6480" w:hanging="360"/>
-      </w:pPr>
-    </w:lvl>
-  </w:abstractNum>
   <w:abstractNum w:abstractNumId="99712">
     <w:nsid w:val="00A99712"/>
     <w:multiLevelType w:val="multilevel"/>
@@ -2374,67 +2380,13 @@
     <w:abstractNumId w:val="991"/>
   </w:num>
   <w:num w:numId="1007">
-    <w:abstractNumId w:val="99612"/>
-    <w:lvlOverride w:ilvl="0">
-      <w:startOverride w:val="2"/>
-    </w:lvlOverride>
-    <w:lvlOverride w:ilvl="1">
-      <w:startOverride w:val="2"/>
-    </w:lvlOverride>
-    <w:lvlOverride w:ilvl="2">
-      <w:startOverride w:val="2"/>
-    </w:lvlOverride>
-    <w:lvlOverride w:ilvl="3">
-      <w:startOverride w:val="2"/>
-    </w:lvlOverride>
-    <w:lvlOverride w:ilvl="4">
-      <w:startOverride w:val="2"/>
-    </w:lvlOverride>
-    <w:lvlOverride w:ilvl="5">
-      <w:startOverride w:val="2"/>
-    </w:lvlOverride>
-    <w:lvlOverride w:ilvl="6">
-      <w:startOverride w:val="2"/>
-    </w:lvlOverride>
-    <w:lvlOverride w:ilvl="7">
-      <w:startOverride w:val="2"/>
-    </w:lvlOverride>
-    <w:lvlOverride w:ilvl="8">
-      <w:startOverride w:val="2"/>
-    </w:lvlOverride>
+    <w:abstractNumId w:val="991"/>
   </w:num>
   <w:num w:numId="1008">
     <w:abstractNumId w:val="991"/>
   </w:num>
   <w:num w:numId="1009">
-    <w:abstractNumId w:val="99613"/>
-    <w:lvlOverride w:ilvl="0">
-      <w:startOverride w:val="3"/>
-    </w:lvlOverride>
-    <w:lvlOverride w:ilvl="1">
-      <w:startOverride w:val="3"/>
-    </w:lvlOverride>
-    <w:lvlOverride w:ilvl="2">
-      <w:startOverride w:val="3"/>
-    </w:lvlOverride>
-    <w:lvlOverride w:ilvl="3">
-      <w:startOverride w:val="3"/>
-    </w:lvlOverride>
-    <w:lvlOverride w:ilvl="4">
-      <w:startOverride w:val="3"/>
-    </w:lvlOverride>
-    <w:lvlOverride w:ilvl="5">
-      <w:startOverride w:val="3"/>
-    </w:lvlOverride>
-    <w:lvlOverride w:ilvl="6">
-      <w:startOverride w:val="3"/>
-    </w:lvlOverride>
-    <w:lvlOverride w:ilvl="7">
-      <w:startOverride w:val="3"/>
-    </w:lvlOverride>
-    <w:lvlOverride w:ilvl="8">
-      <w:startOverride w:val="3"/>
-    </w:lvlOverride>
+    <w:abstractNumId w:val="991"/>
   </w:num>
   <w:num w:numId="1010">
     <w:abstractNumId w:val="991"/>
@@ -2449,45 +2401,6 @@
     <w:abstractNumId w:val="991"/>
   </w:num>
   <w:num w:numId="1014">
-    <w:abstractNumId w:val="991"/>
-  </w:num>
-  <w:num w:numId="1015">
-    <w:abstractNumId w:val="991"/>
-  </w:num>
-  <w:num w:numId="1016">
-    <w:abstractNumId w:val="99614"/>
-    <w:lvlOverride w:ilvl="0">
-      <w:startOverride w:val="4"/>
-    </w:lvlOverride>
-    <w:lvlOverride w:ilvl="1">
-      <w:startOverride w:val="4"/>
-    </w:lvlOverride>
-    <w:lvlOverride w:ilvl="2">
-      <w:startOverride w:val="4"/>
-    </w:lvlOverride>
-    <w:lvlOverride w:ilvl="3">
-      <w:startOverride w:val="4"/>
-    </w:lvlOverride>
-    <w:lvlOverride w:ilvl="4">
-      <w:startOverride w:val="4"/>
-    </w:lvlOverride>
-    <w:lvlOverride w:ilvl="5">
-      <w:startOverride w:val="4"/>
-    </w:lvlOverride>
-    <w:lvlOverride w:ilvl="6">
-      <w:startOverride w:val="4"/>
-    </w:lvlOverride>
-    <w:lvlOverride w:ilvl="7">
-      <w:startOverride w:val="4"/>
-    </w:lvlOverride>
-    <w:lvlOverride w:ilvl="8">
-      <w:startOverride w:val="4"/>
-    </w:lvlOverride>
-  </w:num>
-  <w:num w:numId="1017">
-    <w:abstractNumId w:val="991"/>
-  </w:num>
-  <w:num w:numId="1018">
     <w:abstractNumId w:val="99712"/>
     <w:lvlOverride w:ilvl="0">
       <w:startOverride w:val="2"/>
@@ -2517,12 +2430,6 @@
       <w:startOverride w:val="2"/>
     </w:lvlOverride>
   </w:num>
-  <w:num w:numId="1019">
-    <w:abstractNumId w:val="991"/>
-  </w:num>
-  <w:num w:numId="1020">
-    <w:abstractNumId w:val="991"/>
-  </w:num>
 </w:numbering>
 </file>
 
@@ -2713,6 +2620,37 @@
       <w:color w:val="7A1FA2"/>
       <w:sz w:val="24"/>
     </w:rPr>
+  </w:style>
+  <w:style w:styleId="CDVocabTable" w:type="table">
+    <w:name w:val="CDVocabTable"/>
+    <w:basedOn w:val="TableNormal"/>
+    <w:tblPr>
+      <w:tblW w:type="pct" w:w="5000"/>
+      <w:tblBorders>
+        <w:top w:color="BFBFBF" w:space="0" w:sz="10" w:val="single"/>
+        <w:left w:color="BFBFBF" w:space="0" w:sz="10" w:val="single"/>
+        <w:bottom w:color="BFBFBF" w:space="0" w:sz="10" w:val="single"/>
+        <w:right w:color="BFBFBF" w:space="0" w:sz="10" w:val="single"/>
+        <w:insideH w:color="D0D0D0" w:space="0" w:sz="8" w:val="single"/>
+        <w:insideV w:color="D0D0D0" w:space="0" w:sz="8" w:val="single"/>
+      </w:tblBorders>
+      <w:tblCellMar>
+        <w:top w:type="dxa" w:w="80"/>
+        <w:left w:type="dxa" w:w="120"/>
+        <w:bottom w:type="dxa" w:w="80"/>
+        <w:right w:type="dxa" w:w="120"/>
+      </w:tblCellMar>
+    </w:tblPr>
+    <w:tblStylePr w:type="firstRow">
+      <w:tcPr>
+        <w:shd w:color="auto" w:fill="1F4E79" w:val="clear"/>
+      </w:tcPr>
+      <w:rPr>
+        <w:rFonts w:ascii="Latin Modern Sans" w:cs="Latin Modern Sans" w:hAnsi="Latin Modern Sans"/>
+        <w:b/>
+        <w:color w:val="FFFFFF"/>
+      </w:rPr>
+    </w:tblStylePr>
   </w:style>
   <w:style w:type="paragraph" w:customStyle="1" w:styleId="SourceCode">
     <w:name w:val="Source Code"/>

--- a/chuyenDe/RW/docx/raw47/Writing/Level2/W6.docx
+++ b/chuyenDe/RW/docx/raw47/Writing/Level2/W6.docx
@@ -948,14 +948,15 @@
     <ns0:tbl>
       <ns0:tblPr>
         <ns0:tblStyle ns0:val="CDVocabTable"/>
-        <ns0:tblW ns0:type="pct" ns0:w="5000"/>
+        <ns0:tblW ns0:type="dxa" ns0:w="9732"/>
         <ns0:tblLayout ns0:type="autofit"/>
         <ns0:tblLook ns0:firstRow="1" ns0:lastRow="0" ns0:firstColumn="0" ns0:lastColumn="0" ns0:noHBand="0" ns0:noVBand="0" ns0:val="0020"/>
+        <ns0:tblInd ns0:type="dxa" ns0:w="240"/>
       </ns0:tblPr>
       <ns0:tblGrid>
-        <ns0:gridCol ns0:w="3324"/>
-        <ns0:gridCol ns0:w="3324"/>
-        <ns0:gridCol ns0:w="3324"/>
+        <ns0:gridCol ns0:w="3244"/>
+        <ns0:gridCol ns0:w="3244"/>
+        <ns0:gridCol ns0:w="3244"/>
       </ns0:tblGrid>
       <ns0:tr>
         <ns0:trPr>
@@ -1289,14 +1290,15 @@
     <ns0:tbl>
       <ns0:tblPr>
         <ns0:tblStyle ns0:val="CDVocabTable"/>
-        <ns0:tblW ns0:type="pct" ns0:w="5000"/>
+        <ns0:tblW ns0:type="dxa" ns0:w="9732"/>
         <ns0:tblLayout ns0:type="autofit"/>
         <ns0:tblLook ns0:firstRow="1" ns0:lastRow="0" ns0:firstColumn="0" ns0:lastColumn="0" ns0:noHBand="0" ns0:noVBand="0" ns0:val="0020"/>
+        <ns0:tblInd ns0:type="dxa" ns0:w="240"/>
       </ns0:tblPr>
       <ns0:tblGrid>
-        <ns0:gridCol ns0:w="3324"/>
-        <ns0:gridCol ns0:w="3324"/>
-        <ns0:gridCol ns0:w="3324"/>
+        <ns0:gridCol ns0:w="3244"/>
+        <ns0:gridCol ns0:w="3244"/>
+        <ns0:gridCol ns0:w="3244"/>
       </ns0:tblGrid>
       <ns0:tr>
         <ns0:trPr>
@@ -1428,14 +1430,15 @@
     <ns0:tbl>
       <ns0:tblPr>
         <ns0:tblStyle ns0:val="CDVocabTable"/>
-        <ns0:tblW ns0:type="pct" ns0:w="5000"/>
+        <ns0:tblW ns0:type="dxa" ns0:w="9732"/>
         <ns0:tblLayout ns0:type="autofit"/>
         <ns0:tblLook ns0:firstRow="1" ns0:lastRow="0" ns0:firstColumn="0" ns0:lastColumn="0" ns0:noHBand="0" ns0:noVBand="0" ns0:val="0020"/>
+        <ns0:tblInd ns0:type="dxa" ns0:w="240"/>
       </ns0:tblPr>
       <ns0:tblGrid>
-        <ns0:gridCol ns0:w="3324"/>
-        <ns0:gridCol ns0:w="3324"/>
-        <ns0:gridCol ns0:w="3324"/>
+        <ns0:gridCol ns0:w="3244"/>
+        <ns0:gridCol ns0:w="3244"/>
+        <ns0:gridCol ns0:w="3244"/>
       </ns0:tblGrid>
       <ns0:tr>
         <ns0:trPr>
@@ -1563,14 +1566,15 @@
     <ns0:tbl>
       <ns0:tblPr>
         <ns0:tblStyle ns0:val="CDVocabTable"/>
-        <ns0:tblW ns0:type="pct" ns0:w="5000"/>
+        <ns0:tblW ns0:type="dxa" ns0:w="9732"/>
         <ns0:tblLayout ns0:type="autofit"/>
         <ns0:tblLook ns0:firstRow="1" ns0:lastRow="0" ns0:firstColumn="0" ns0:lastColumn="0" ns0:noHBand="0" ns0:noVBand="0" ns0:val="0020"/>
+        <ns0:tblInd ns0:type="dxa" ns0:w="240"/>
       </ns0:tblPr>
       <ns0:tblGrid>
-        <ns0:gridCol ns0:w="3324"/>
-        <ns0:gridCol ns0:w="3324"/>
-        <ns0:gridCol ns0:w="3324"/>
+        <ns0:gridCol ns0:w="3244"/>
+        <ns0:gridCol ns0:w="3244"/>
+        <ns0:gridCol ns0:w="3244"/>
       </ns0:tblGrid>
       <ns0:tr>
         <ns0:trPr>
@@ -2452,6 +2456,9 @@
   <w:style w:default="1" w:styleId="Normal" w:type="paragraph">
     <w:name w:val="Normal"/>
     <w:qFormat/>
+    <w:pPr>
+      <w:spacing w:after="120"/>
+    </w:pPr>
     <w:rPr>
       <w:rFonts w:ascii="Georgia" w:cs="Georgia" w:hAnsi="Georgia"/>
       <w:sz w:val="24"/>
@@ -2608,18 +2615,29 @@
     <w:basedOn w:val="Normal"/>
     <w:qFormat/>
     <w:pPr>
-      <w:spacing w:after="120" w:before="120"/>
+      <w:spacing w:after="120" w:before="120" w:line="276" w:lineRule="auto"/>
       <w:pBdr>
-        <w:left w:color="7A1FA2" w:space="2" w:sz="24" w:val="single"/>
+        <w:left w:color="7A1FA2" w:space="6" w:sz="24" w:val="single"/>
       </w:pBdr>
       <w:shd w:color="auto" w:fill="F6F0FA" w:val="clear"/>
-      <w:ind w:left="240"/>
+      <w:ind w:left="360" w:right="240"/>
     </w:pPr>
     <w:rPr>
       <w:rFonts w:ascii="Latin Modern Sans" w:cs="Latin Modern Sans" w:hAnsi="Latin Modern Sans"/>
       <w:b/>
       <w:color w:val="7A1FA2"/>
       <w:sz w:val="24"/>
+    </w:rPr>
+  </w:style>
+  <w:style w:styleId="CDQuestion" w:type="paragraph">
+    <w:name w:val="CDQuestion"/>
+    <w:basedOn w:val="Normal"/>
+    <w:qFormat/>
+    <w:pPr>
+      <w:spacing w:after="0" w:before="0"/>
+    </w:pPr>
+    <w:rPr>
+      <w:rFonts w:ascii="Georgia" w:cs="Georgia" w:hAnsi="Georgia"/>
     </w:rPr>
   </w:style>
   <w:style w:styleId="CDVocabTable" w:type="table">
@@ -2627,6 +2645,7 @@
     <w:basedOn w:val="TableNormal"/>
     <w:tblPr>
       <w:tblW w:type="pct" w:w="5000"/>
+      <w:tblInd w:type="dxa" w:w="240"/>
       <w:tblLayout w:type="autofit"/>
       <w:tblBorders>
         <w:top w:color="BFBFBF" w:space="0" w:sz="10" w:val="single"/>
@@ -2651,6 +2670,35 @@
         <w:rFonts w:ascii="Latin Modern Sans" w:cs="Latin Modern Sans" w:hAnsi="Latin Modern Sans"/>
         <w:b/>
         <w:color w:val="FFFFFF"/>
+      </w:rPr>
+    </w:tblStylePr>
+  </w:style>
+  <w:style w:styleId="CDOptionTable" w:type="table">
+    <w:name w:val="CDOptionTable"/>
+    <w:basedOn w:val="TableNormal"/>
+    <w:tblPr>
+      <w:tblW w:type="pct" w:w="3200"/>
+      <w:jc w:val="center"/>
+      <w:tblBorders>
+        <w:top w:color="1F4E79" w:space="0" w:sz="10" w:val="single"/>
+        <w:left w:color="1F4E79" w:space="0" w:sz="10" w:val="single"/>
+        <w:bottom w:color="1F4E79" w:space="0" w:sz="10" w:val="single"/>
+        <w:right w:color="1F4E79" w:space="0" w:sz="10" w:val="single"/>
+        <w:insideH w:color="D0D0D0" w:space="0" w:sz="6" w:val="single"/>
+        <w:insideV w:color="D0D0D0" w:space="0" w:sz="6" w:val="single"/>
+      </w:tblBorders>
+      <w:tblCellMar>
+        <w:top w:type="dxa" w:w="80"/>
+        <w:left w:type="dxa" w:w="120"/>
+        <w:bottom w:type="dxa" w:w="80"/>
+        <w:right w:type="dxa" w:w="120"/>
+      </w:tblCellMar>
+    </w:tblPr>
+    <w:tblStylePr w:type="firstColumn">
+      <w:rPr>
+        <w:rFonts w:ascii="Latin Modern Sans" w:cs="Latin Modern Sans" w:hAnsi="Latin Modern Sans"/>
+        <w:b/>
+        <w:color w:val="1F4E79"/>
       </w:rPr>
     </w:tblStylePr>
   </w:style>

--- a/chuyenDe/RW/docx/raw47/Writing/Level2/W6.docx
+++ b/chuyenDe/RW/docx/raw47/Writing/Level2/W6.docx
@@ -2702,6 +2702,39 @@
       </w:rPr>
     </w:tblStylePr>
   </w:style>
+  <w:style w:styleId="CDAnswerTable" w:type="table">
+    <w:name w:val="CDAnswerTable"/>
+    <w:basedOn w:val="TableNormal"/>
+    <w:tblPr>
+      <w:tblW w:type="pct" w:w="5000"/>
+      <w:tblInd w:type="dxa" w:w="240"/>
+      <w:tblLayout w:type="autofit"/>
+      <w:tblBorders>
+        <w:top w:color="BFBFBF" w:space="0" w:sz="10" w:val="single"/>
+        <w:left w:color="BFBFBF" w:space="0" w:sz="10" w:val="single"/>
+        <w:bottom w:color="BFBFBF" w:space="0" w:sz="10" w:val="single"/>
+        <w:right w:color="BFBFBF" w:space="0" w:sz="10" w:val="single"/>
+        <w:insideH w:color="D0D0D0" w:space="0" w:sz="8" w:val="single"/>
+        <w:insideV w:color="D0D0D0" w:space="0" w:sz="8" w:val="single"/>
+      </w:tblBorders>
+      <w:tblCellMar>
+        <w:top w:type="dxa" w:w="80"/>
+        <w:left w:type="dxa" w:w="120"/>
+        <w:bottom w:type="dxa" w:w="80"/>
+        <w:right w:type="dxa" w:w="120"/>
+      </w:tblCellMar>
+    </w:tblPr>
+    <w:tblStylePr w:type="firstRow">
+      <w:tcPr>
+        <w:shd w:color="auto" w:fill="1F4E79" w:val="clear"/>
+      </w:tcPr>
+      <w:rPr>
+        <w:rFonts w:ascii="Latin Modern Sans" w:cs="Latin Modern Sans" w:hAnsi="Latin Modern Sans"/>
+        <w:b/>
+        <w:color w:val="FFFFFF"/>
+      </w:rPr>
+    </w:tblStylePr>
+  </w:style>
   <w:style w:type="paragraph" w:customStyle="1" w:styleId="SourceCode">
     <w:name w:val="Source Code"/>
     <w:basedOn w:val="Normal"/>

--- a/chuyenDe/RW/docx/raw47/Writing/Level2/W6.docx
+++ b/chuyenDe/RW/docx/raw47/Writing/Level2/W6.docx
@@ -2702,6 +2702,42 @@
       </w:rPr>
     </w:tblStylePr>
   </w:style>
+  <w:style w:styleId="CDChoiceTable" w:type="table">
+    <w:name w:val="CDChoiceTable"/>
+    <w:basedOn w:val="TableNormal"/>
+    <w:tblPr>
+      <w:tblW w:type="pct" w:w="5000"/>
+      <w:tblInd w:type="dxa" w:w="240"/>
+      <w:tblLayout w:type="autofit"/>
+      <w:tblBorders>
+        <w:top w:color="1F4E79" w:space="0" w:sz="10" w:val="single"/>
+        <w:left w:color="1F4E79" w:space="0" w:sz="10" w:val="single"/>
+        <w:bottom w:color="1F4E79" w:space="0" w:sz="10" w:val="single"/>
+        <w:right w:color="1F4E79" w:space="0" w:sz="10" w:val="single"/>
+        <w:insideH w:color="D0D0D0" w:space="0" w:sz="6" w:val="single"/>
+        <w:insideV w:color="D0D0D0" w:space="0" w:sz="6" w:val="single"/>
+      </w:tblBorders>
+      <w:tblCellMar>
+        <w:top w:type="dxa" w:w="80"/>
+        <w:left w:type="dxa" w:w="120"/>
+        <w:bottom w:type="dxa" w:w="80"/>
+        <w:right w:type="dxa" w:w="120"/>
+      </w:tblCellMar>
+    </w:tblPr>
+    <w:tblStylePr w:type="firstColumn">
+      <w:rPr>
+        <w:rFonts w:ascii="Latin Modern Sans" w:cs="Latin Modern Sans" w:hAnsi="Latin Modern Sans"/>
+        <w:b/>
+        <w:color w:val="1F4E79"/>
+      </w:rPr>
+    </w:tblStylePr>
+    <w:tblStylePr w:type="firstRow">
+      <w:rPr>
+        <w:rFonts w:ascii="Latin Modern Sans" w:cs="Latin Modern Sans" w:hAnsi="Latin Modern Sans"/>
+        <w:b/>
+      </w:rPr>
+    </w:tblStylePr>
+  </w:style>
   <w:style w:styleId="CDAnswerTable" w:type="table">
     <w:name w:val="CDAnswerTable"/>
     <w:basedOn w:val="TableNormal"/>

--- a/chuyenDe/RW/docx/raw47/Writing/Level2/W6.docx
+++ b/chuyenDe/RW/docx/raw47/Writing/Level2/W6.docx
@@ -2738,6 +2738,79 @@
       </w:rPr>
     </w:tblStylePr>
   </w:style>
+  <w:style w:styleId="CDAnswerKeyTable" w:type="table">
+    <w:name w:val="CDAnswerKeyTable"/>
+    <w:basedOn w:val="TableNormal"/>
+    <w:tblPr>
+      <w:tblW w:type="pct" w:w="5000"/>
+      <w:tblInd w:type="dxa" w:w="240"/>
+      <w:tblLayout w:type="autofit"/>
+      <w:tblBorders>
+        <w:top w:color="1F4E79" w:space="0" w:sz="10" w:val="single"/>
+        <w:left w:color="1F4E79" w:space="0" w:sz="10" w:val="single"/>
+        <w:bottom w:color="1F4E79" w:space="0" w:sz="10" w:val="single"/>
+        <w:right w:color="1F4E79" w:space="0" w:sz="10" w:val="single"/>
+        <w:insideH w:color="D0D0D0" w:space="0" w:sz="6" w:val="single"/>
+        <w:insideV w:color="D0D0D0" w:space="0" w:sz="6" w:val="single"/>
+      </w:tblBorders>
+      <w:tblCellMar>
+        <w:top w:type="dxa" w:w="80"/>
+        <w:left w:type="dxa" w:w="120"/>
+        <w:bottom w:type="dxa" w:w="80"/>
+        <w:right w:type="dxa" w:w="120"/>
+      </w:tblCellMar>
+    </w:tblPr>
+    <w:tblStylePr w:type="firstRow">
+      <w:tcPr>
+        <w:shd w:color="auto" w:fill="1F4E79" w:val="clear"/>
+      </w:tcPr>
+      <w:rPr>
+        <w:rFonts w:ascii="Latin Modern Sans" w:cs="Latin Modern Sans" w:hAnsi="Latin Modern Sans"/>
+        <w:b/>
+        <w:color w:val="FFFFFF"/>
+      </w:rPr>
+    </w:tblStylePr>
+    <w:tblStylePr w:type="firstColumn">
+      <w:rPr>
+        <w:rFonts w:ascii="Latin Modern Sans" w:cs="Latin Modern Sans" w:hAnsi="Latin Modern Sans"/>
+        <w:b/>
+        <w:color w:val="1F4E79"/>
+      </w:rPr>
+    </w:tblStylePr>
+  </w:style>
+  <w:style w:styleId="CDReadingVocabTable" w:type="table">
+    <w:name w:val="CDReadingVocabTable"/>
+    <w:basedOn w:val="TableNormal"/>
+    <w:tblPr>
+      <w:tblW w:type="pct" w:w="5000"/>
+      <w:tblInd w:type="dxa" w:w="240"/>
+      <w:tblLayout w:type="autofit"/>
+      <w:tblBorders>
+        <w:top w:color="BFBFBF" w:space="0" w:sz="10" w:val="single"/>
+        <w:left w:color="BFBFBF" w:space="0" w:sz="10" w:val="single"/>
+        <w:bottom w:color="BFBFBF" w:space="0" w:sz="10" w:val="single"/>
+        <w:right w:color="BFBFBF" w:space="0" w:sz="10" w:val="single"/>
+        <w:insideH w:color="D0D0D0" w:space="0" w:sz="8" w:val="single"/>
+        <w:insideV w:color="D0D0D0" w:space="0" w:sz="8" w:val="single"/>
+      </w:tblBorders>
+      <w:tblCellMar>
+        <w:top w:type="dxa" w:w="80"/>
+        <w:left w:type="dxa" w:w="120"/>
+        <w:bottom w:type="dxa" w:w="80"/>
+        <w:right w:type="dxa" w:w="120"/>
+      </w:tblCellMar>
+    </w:tblPr>
+    <w:tblStylePr w:type="firstRow">
+      <w:tcPr>
+        <w:shd w:color="auto" w:fill="1F4E79" w:val="clear"/>
+      </w:tcPr>
+      <w:rPr>
+        <w:rFonts w:ascii="Latin Modern Sans" w:cs="Latin Modern Sans" w:hAnsi="Latin Modern Sans"/>
+        <w:b/>
+        <w:color w:val="FFFFFF"/>
+      </w:rPr>
+    </w:tblStylePr>
+  </w:style>
   <w:style w:styleId="CDAnswerTable" w:type="table">
     <w:name w:val="CDAnswerTable"/>
     <w:basedOn w:val="TableNormal"/>

--- a/chuyenDe/RW/docx/raw47/Writing/Level2/W6.docx
+++ b/chuyenDe/RW/docx/raw47/Writing/Level2/W6.docx
@@ -7,7 +7,7 @@
         <ns0:pStyle ns0:val="Title"/>
       </ns0:pPr>
       <ns0:r>
-        <ns0:t xml:space="preserve">Level 2 — W6 (Feb 2-8)</ns0:t>
+        <ns0:t xml:space="preserve">TÀI LIỆU CHUYÊN ĐỀ WRITING</ns0:t>
       </ns0:r>
     </ns0:p>
     <ns0:p>
@@ -15,7 +15,7 @@
         <ns0:pStyle ns0:val="CDCollectionTitle"/>
       </ns0:pPr>
       <ns0:r>
-        <ns0:t xml:space="preserve">Level 2 — W6 (Feb 2-8)</ns0:t>
+        <ns0:t xml:space="preserve">TÀI LIỆU CHUYÊN ĐỀ WRITING</ns0:t>
       </ns0:r>
     </ns0:p>
     <ns0:p>
@@ -25,11 +25,9 @@
       <ns0:r>
         <ns0:t xml:space="preserve">The table shows the proportion of female and male aged 15 and aged 75 from 1911 to 2001 in the UK.</ns0:t>
       </ns0:r>
-    </ns0:p>
-    <ns0:p>
-      <ns0:pPr>
-        <ns0:pStyle ns0:val="BodyText"/>
-      </ns0:pPr>
+      <ns0:r>
+        <ns0:t xml:space="preserve"> </ns0:t>
+      </ns0:r>
       <ns0:r>
         <ns0:t xml:space="preserve">Summarize the information by selecting and reporting the main features, and make comparisons where relevant.</ns0:t>
       </ns0:r>
